--- a/00-首页/题组Word/第一轮习题集/化学原理/气体与溶液习题集-学生版.docx
+++ b/00-首页/题组Word/第一轮习题集/化学原理/气体与溶液习题集-学生版.docx
@@ -5133,19 +5133,7 @@
             </m:fPr>
             <m:num>
               <m:r>
-                <m:t>2</m:t>
-              </m:r>
-              <m:r>
-                <m:rPr>
-                  <m:sty m:val="p"/>
-                </m:rPr>
-                <m:t>.</m:t>
-              </m:r>
-              <m:r>
-                <m:t>6</m:t>
-              </m:r>
-              <m:r>
-                <m:t>4</m:t>
+                <m:t>2.64</m:t>
               </m:r>
               <m:r>
                 <m:rPr>
@@ -5193,19 +5181,7 @@
                 <m:t>×</m:t>
               </m:r>
               <m:r>
-                <m:t>8</m:t>
-              </m:r>
-              <m:r>
-                <m:rPr>
-                  <m:sty m:val="p"/>
-                </m:rPr>
-                <m:t>.</m:t>
-              </m:r>
-              <m:r>
-                <m:t>3</m:t>
-              </m:r>
-              <m:r>
-                <m:t>1</m:t>
+                <m:t>8.31</m:t>
               </m:r>
               <m:r>
                 <m:rPr>
@@ -5325,13 +5301,7 @@
                 <m:t>×</m:t>
               </m:r>
               <m:r>
-                <m:t>5</m:t>
-              </m:r>
-              <m:r>
-                <m:t>8</m:t>
-              </m:r>
-              <m:r>
-                <m:t>3</m:t>
+                <m:t>583</m:t>
               </m:r>
               <m:r>
                 <m:rPr>
@@ -5342,13 +5312,7 @@
             </m:num>
             <m:den>
               <m:r>
-                <m:t>1</m:t>
-              </m:r>
-              <m:r>
-                <m:t>0</m:t>
-              </m:r>
-              <m:r>
-                <m:t>1</m:t>
+                <m:t>101</m:t>
               </m:r>
               <m:r>
                 <m:rPr>
@@ -5377,13 +5341,7 @@
             <m:t>=</m:t>
           </m:r>
           <m:r>
-            <m:t>1</m:t>
-          </m:r>
-          <m:r>
-            <m:t>2</m:t>
-          </m:r>
-          <m:r>
-            <m:t>7</m:t>
+            <m:t>127</m:t>
           </m:r>
           <m:r>
             <m:rPr>
@@ -5881,10 +5839,7 @@
                 </m:e>
                 <m:sub>
                   <m:r>
-                    <m:t>1</m:t>
-                  </m:r>
-                  <m:r>
-                    <m:t>8</m:t>
+                    <m:t>18</m:t>
                   </m:r>
                 </m:sub>
               </m:sSub>
@@ -5895,10 +5850,7 @@
                 <m:t>+</m:t>
               </m:r>
               <m:r>
-                <m:t>2</m:t>
-              </m:r>
-              <m:r>
-                <m:t>5</m:t>
+                <m:t>25</m:t>
               </m:r>
               <m:sSub>
                 <m:e>
@@ -5922,10 +5874,7 @@
                 <m:t>→</m:t>
               </m:r>
               <m:r>
-                <m:t>1</m:t>
-              </m:r>
-              <m:r>
-                <m:t>6</m:t>
+                <m:t>16</m:t>
               </m:r>
               <m:sSub>
                 <m:e>
@@ -5955,10 +5904,7 @@
                 <m:t>+</m:t>
               </m:r>
               <m:r>
-                <m:t>1</m:t>
-              </m:r>
-              <m:r>
-                <m:t>8</m:t>
+                <m:t>18</m:t>
               </m:r>
               <m:sSub>
                 <m:e>
@@ -5999,13 +5945,7 @@
                 <m:t>×</m:t>
               </m:r>
               <m:r>
-                <m:t>1</m:t>
-              </m:r>
-              <m:r>
-                <m:t>1</m:t>
-              </m:r>
-              <m:r>
-                <m:t>4</m:t>
+                <m:t>114</m:t>
               </m:r>
               <m:r>
                 <m:rPr>
@@ -6017,19 +5957,7 @@
                 <m:t> </m:t>
               </m:r>
               <m:r>
-                <m:t>2</m:t>
-              </m:r>
-              <m:r>
-                <m:t>5</m:t>
-              </m:r>
-              <m:r>
-                <m:rPr>
-                  <m:sty m:val="p"/>
-                </m:rPr>
-                <m:t>.</m:t>
-              </m:r>
-              <m:r>
-                <m:t>0</m:t>
+                <m:t>25.0</m:t>
               </m:r>
               <m:r>
                 <m:rPr>
@@ -6058,13 +5986,7 @@
                 <m:t>  </m:t>
               </m:r>
               <m:r>
-                <m:t>1</m:t>
-              </m:r>
-              <m:r>
-                <m:t>0</m:t>
-              </m:r>
-              <m:r>
-                <m:t>0</m:t>
+                <m:t>100</m:t>
               </m:r>
               <m:r>
                 <m:rPr>
@@ -6152,19 +6074,7 @@
                 </m:fPr>
                 <m:num>
                   <m:r>
-                    <m:t>2</m:t>
-                  </m:r>
-                  <m:r>
-                    <m:t>5</m:t>
-                  </m:r>
-                  <m:r>
-                    <m:rPr>
-                      <m:sty m:val="p"/>
-                    </m:rPr>
-                    <m:t>.</m:t>
-                  </m:r>
-                  <m:r>
-                    <m:t>0</m:t>
+                    <m:t>25.0</m:t>
                   </m:r>
                   <m:r>
                     <m:rPr>
@@ -6191,13 +6101,7 @@
                     <m:t>×</m:t>
                   </m:r>
                   <m:r>
-                    <m:t>1</m:t>
-                  </m:r>
-                  <m:r>
-                    <m:t>0</m:t>
-                  </m:r>
-                  <m:r>
-                    <m:t>0</m:t>
+                    <m:t>100</m:t>
                   </m:r>
                   <m:r>
                     <m:rPr>
@@ -6217,13 +6121,7 @@
                     <m:t>×</m:t>
                   </m:r>
                   <m:r>
-                    <m:t>1</m:t>
-                  </m:r>
-                  <m:r>
-                    <m:t>1</m:t>
-                  </m:r>
-                  <m:r>
-                    <m:t>4</m:t>
+                    <m:t>114</m:t>
                   </m:r>
                   <m:r>
                     <m:rPr>
@@ -6240,19 +6138,7 @@
                 <m:t>=</m:t>
               </m:r>
               <m:r>
-                <m:t>1</m:t>
-              </m:r>
-              <m:r>
-                <m:t>1</m:t>
-              </m:r>
-              <m:r>
-                <m:rPr>
-                  <m:sty m:val="p"/>
-                </m:rPr>
-                <m:t>.</m:t>
-              </m:r>
-              <m:r>
-                <m:t>0</m:t>
+                <m:t>11.0</m:t>
               </m:r>
               <m:r>
                 <m:rPr>
@@ -6315,19 +6201,7 @@
                 </m:fPr>
                 <m:num>
                   <m:r>
-                    <m:t>1</m:t>
-                  </m:r>
-                  <m:r>
-                    <m:t>1</m:t>
-                  </m:r>
-                  <m:r>
-                    <m:rPr>
-                      <m:sty m:val="p"/>
-                    </m:rPr>
-                    <m:t>.</m:t>
-                  </m:r>
-                  <m:r>
-                    <m:t>0</m:t>
+                    <m:t>11.0</m:t>
                   </m:r>
                   <m:r>
                     <m:rPr>
@@ -6350,19 +6224,7 @@
                 </m:num>
                 <m:den>
                   <m:r>
-                    <m:t>0</m:t>
-                  </m:r>
-                  <m:r>
-                    <m:rPr>
-                      <m:sty m:val="p"/>
-                    </m:rPr>
-                    <m:t>.</m:t>
-                  </m:r>
-                  <m:r>
-                    <m:t>2</m:t>
-                  </m:r>
-                  <m:r>
-                    <m:t>1</m:t>
+                    <m:t>0.21</m:t>
                   </m:r>
                 </m:den>
               </m:f>
@@ -6373,10 +6235,7 @@
                 <m:t>=</m:t>
               </m:r>
               <m:r>
-                <m:t>5</m:t>
-              </m:r>
-              <m:r>
-                <m:t>2</m:t>
+                <m:t>52</m:t>
               </m:r>
               <m:r>
                 <m:rPr>
@@ -6481,10 +6340,7 @@
                 </m:fPr>
                 <m:num>
                   <m:r>
-                    <m:t>5</m:t>
-                  </m:r>
-                  <m:r>
-                    <m:t>2</m:t>
+                    <m:t>52</m:t>
                   </m:r>
                   <m:r>
                     <m:rPr>
@@ -6511,19 +6367,7 @@
                     <m:t>×</m:t>
                   </m:r>
                   <m:r>
-                    <m:t>8</m:t>
-                  </m:r>
-                  <m:r>
-                    <m:rPr>
-                      <m:sty m:val="p"/>
-                    </m:rPr>
-                    <m:t>.</m:t>
-                  </m:r>
-                  <m:r>
-                    <m:t>3</m:t>
-                  </m:r>
-                  <m:r>
-                    <m:t>1</m:t>
+                    <m:t>8.31</m:t>
                   </m:r>
                   <m:r>
                     <m:rPr>
@@ -6643,22 +6487,7 @@
                     <m:t>×</m:t>
                   </m:r>
                   <m:r>
-                    <m:t>2</m:t>
-                  </m:r>
-                  <m:r>
-                    <m:t>9</m:t>
-                  </m:r>
-                  <m:r>
-                    <m:t>5</m:t>
-                  </m:r>
-                  <m:r>
-                    <m:rPr>
-                      <m:sty m:val="p"/>
-                    </m:rPr>
-                    <m:t>.</m:t>
-                  </m:r>
-                  <m:r>
-                    <m:t>7</m:t>
+                    <m:t>295.7</m:t>
                   </m:r>
                   <m:r>
                     <m:rPr>
@@ -6669,13 +6498,7 @@
                 </m:num>
                 <m:den>
                   <m:r>
-                    <m:t>1</m:t>
-                  </m:r>
-                  <m:r>
-                    <m:t>0</m:t>
-                  </m:r>
-                  <m:r>
-                    <m:t>1</m:t>
+                    <m:t>101</m:t>
                   </m:r>
                   <m:r>
                     <m:rPr>
@@ -6704,16 +6527,7 @@
                 <m:t>=</m:t>
               </m:r>
               <m:r>
-                <m:t>1</m:t>
-              </m:r>
-              <m:r>
-                <m:rPr>
-                  <m:sty m:val="p"/>
-                </m:rPr>
-                <m:t>.</m:t>
-              </m:r>
-              <m:r>
-                <m:t>3</m:t>
+                <m:t>1.3</m:t>
               </m:r>
               <m:r>
                 <m:rPr>
@@ -6721,13 +6535,10 @@
                 </m:rPr>
                 <m:t>×</m:t>
               </m:r>
-              <m:r>
-                <m:t>1</m:t>
-              </m:r>
               <m:sSup>
                 <m:e>
                   <m:r>
-                    <m:t>0</m:t>
+                    <m:t>10</m:t>
                   </m:r>
                 </m:e>
                 <m:sup>
@@ -7264,15 +7075,31 @@
         <w:rPr>
           <w:rFonts w:ascii="Times New Roman" w:hAnsi="Times New Roman" w:eastAsia="Times New Roman" w:cs="Times New Roman"/>
         </w:rPr>
-        <w:t xml:space="preserve"> KClO</w:t>
-      </w:r>
-      <w:r>
-        <w:rPr>
-          <w:rFonts w:ascii="Times New Roman" w:hAnsi="Times New Roman" w:eastAsia="Times New Roman" w:cs="Times New Roman"/>
-          <w:vertAlign w:val="subscript"/>
-        </w:rPr>
-        <w:t>3</w:t>
-      </w:r>
+        <w:t xml:space="preserve"> </w:t>
+      </w:r>
+      <m:oMath>
+        <m:r>
+          <m:t>K</m:t>
+        </m:r>
+        <m:r>
+          <m:t>C</m:t>
+        </m:r>
+        <m:r>
+          <m:t>l</m:t>
+        </m:r>
+        <m:sSub>
+          <m:e>
+            <m:r>
+              <m:t>O</m:t>
+            </m:r>
+          </m:e>
+          <m:sub>
+            <m:r>
+              <m:t>3</m:t>
+            </m:r>
+          </m:sub>
+        </m:sSub>
+      </m:oMath>
       <w:r>
         <w:rPr>
           <w:rFonts w:ascii="Times New Roman" w:hAnsi="Times New Roman" w:eastAsia="Times New Roman" w:cs="Times New Roman"/>
@@ -7295,15 +7122,28 @@
         <w:rPr>
           <w:rFonts w:ascii="Times New Roman" w:hAnsi="Times New Roman" w:eastAsia="Times New Roman" w:cs="Times New Roman"/>
         </w:rPr>
-        <w:t xml:space="preserve"> MnO</w:t>
-      </w:r>
-      <w:r>
-        <w:rPr>
-          <w:rFonts w:ascii="Times New Roman" w:hAnsi="Times New Roman" w:eastAsia="Times New Roman" w:cs="Times New Roman"/>
-          <w:vertAlign w:val="subscript"/>
-        </w:rPr>
-        <w:t>2</w:t>
-      </w:r>
+        <w:t xml:space="preserve"> </w:t>
+      </w:r>
+      <m:oMath>
+        <m:r>
+          <m:t>M</m:t>
+        </m:r>
+        <m:r>
+          <m:t>n</m:t>
+        </m:r>
+        <m:sSub>
+          <m:e>
+            <m:r>
+              <m:t>O</m:t>
+            </m:r>
+          </m:e>
+          <m:sub>
+            <m:r>
+              <m:t>2</m:t>
+            </m:r>
+          </m:sub>
+        </m:sSub>
+      </m:oMath>
       <w:r>
         <w:rPr>
           <w:rFonts w:ascii="Times New Roman" w:hAnsi="Times New Roman" w:eastAsia="Times New Roman" w:cs="Times New Roman"/>
@@ -7729,20 +7569,33 @@
         <w:rPr>
           <w:rFonts w:ascii="Times New Roman" w:hAnsi="Times New Roman" w:eastAsia="Times New Roman" w:cs="Times New Roman"/>
         </w:rPr>
-        <w:t xml:space="preserve"> N</w:t>
-      </w:r>
-      <w:r>
-        <w:rPr>
-          <w:rFonts w:ascii="Times New Roman" w:hAnsi="Times New Roman" w:eastAsia="Times New Roman" w:cs="Times New Roman"/>
-          <w:vertAlign w:val="subscript"/>
-        </w:rPr>
-        <w:t>2</w:t>
-      </w:r>
-      <w:r>
-        <w:rPr>
-          <w:rFonts w:ascii="Times New Roman" w:hAnsi="Times New Roman" w:eastAsia="Times New Roman" w:cs="Times New Roman"/>
-        </w:rPr>
-        <w:t xml:space="preserve"> 50 cm</w:t>
+        <w:t xml:space="preserve"> </w:t>
+      </w:r>
+      <m:oMath>
+        <m:sSub>
+          <m:e>
+            <m:r>
+              <m:t>N</m:t>
+            </m:r>
+          </m:e>
+          <m:sub>
+            <m:r>
+              <m:t>2</m:t>
+            </m:r>
+          </m:sub>
+        </m:sSub>
+      </m:oMath>
+      <w:r>
+        <w:rPr>
+          <w:rFonts w:ascii="Times New Roman" w:hAnsi="Times New Roman" w:eastAsia="Times New Roman" w:cs="Times New Roman"/>
+        </w:rPr>
+        <w:t xml:space="preserve"> </w:t>
+      </w:r>
+      <w:r>
+        <w:rPr>
+          <w:rFonts w:ascii="Times New Roman" w:hAnsi="Times New Roman" w:eastAsia="Times New Roman" w:cs="Times New Roman"/>
+        </w:rPr>
+        <w:t>50 cm</w:t>
       </w:r>
       <w:r>
         <w:rPr>
@@ -7767,20 +7620,33 @@
         <w:rPr>
           <w:rFonts w:ascii="Times New Roman" w:hAnsi="Times New Roman" w:eastAsia="Times New Roman" w:cs="Times New Roman"/>
         </w:rPr>
-        <w:t xml:space="preserve"> O</w:t>
-      </w:r>
-      <w:r>
-        <w:rPr>
-          <w:rFonts w:ascii="Times New Roman" w:hAnsi="Times New Roman" w:eastAsia="Times New Roman" w:cs="Times New Roman"/>
-          <w:vertAlign w:val="subscript"/>
-        </w:rPr>
-        <w:t>2</w:t>
-      </w:r>
-      <w:r>
-        <w:rPr>
-          <w:rFonts w:ascii="Times New Roman" w:hAnsi="Times New Roman" w:eastAsia="Times New Roman" w:cs="Times New Roman"/>
-        </w:rPr>
-        <w:t xml:space="preserve"> 75 cm</w:t>
+        <w:t xml:space="preserve"> </w:t>
+      </w:r>
+      <m:oMath>
+        <m:sSub>
+          <m:e>
+            <m:r>
+              <m:t>O</m:t>
+            </m:r>
+          </m:e>
+          <m:sub>
+            <m:r>
+              <m:t>2</m:t>
+            </m:r>
+          </m:sub>
+        </m:sSub>
+      </m:oMath>
+      <w:r>
+        <w:rPr>
+          <w:rFonts w:ascii="Times New Roman" w:hAnsi="Times New Roman" w:eastAsia="Times New Roman" w:cs="Times New Roman"/>
+        </w:rPr>
+        <w:t xml:space="preserve"> </w:t>
+      </w:r>
+      <w:r>
+        <w:rPr>
+          <w:rFonts w:ascii="Times New Roman" w:hAnsi="Times New Roman" w:eastAsia="Times New Roman" w:cs="Times New Roman"/>
+        </w:rPr>
+        <w:t>75 cm</w:t>
       </w:r>
       <w:r>
         <w:rPr>
@@ -7805,20 +7671,36 @@
         <w:rPr>
           <w:rFonts w:ascii="Times New Roman" w:hAnsi="Times New Roman" w:eastAsia="Times New Roman" w:cs="Times New Roman"/>
         </w:rPr>
-        <w:t xml:space="preserve"> CO</w:t>
-      </w:r>
-      <w:r>
-        <w:rPr>
-          <w:rFonts w:ascii="Times New Roman" w:hAnsi="Times New Roman" w:eastAsia="Times New Roman" w:cs="Times New Roman"/>
-          <w:vertAlign w:val="subscript"/>
-        </w:rPr>
-        <w:t>2</w:t>
-      </w:r>
-      <w:r>
-        <w:rPr>
-          <w:rFonts w:ascii="Times New Roman" w:hAnsi="Times New Roman" w:eastAsia="Times New Roman" w:cs="Times New Roman"/>
-        </w:rPr>
-        <w:t xml:space="preserve"> 150 cm</w:t>
+        <w:t xml:space="preserve"> </w:t>
+      </w:r>
+      <m:oMath>
+        <m:r>
+          <m:t>C</m:t>
+        </m:r>
+        <m:sSub>
+          <m:e>
+            <m:r>
+              <m:t>O</m:t>
+            </m:r>
+          </m:e>
+          <m:sub>
+            <m:r>
+              <m:t>2</m:t>
+            </m:r>
+          </m:sub>
+        </m:sSub>
+      </m:oMath>
+      <w:r>
+        <w:rPr>
+          <w:rFonts w:ascii="Times New Roman" w:hAnsi="Times New Roman" w:eastAsia="Times New Roman" w:cs="Times New Roman"/>
+        </w:rPr>
+        <w:t xml:space="preserve"> </w:t>
+      </w:r>
+      <w:r>
+        <w:rPr>
+          <w:rFonts w:ascii="Times New Roman" w:hAnsi="Times New Roman" w:eastAsia="Times New Roman" w:cs="Times New Roman"/>
+        </w:rPr>
+        <w:t>150 cm</w:t>
       </w:r>
       <w:r>
         <w:rPr>
@@ -33572,7 +33454,7 @@
     <ns0:name ns0:val="Verbatim Char"/>
     <ns0:basedOn ns0:val="BodyTextChar"/>
     <ns0:rPr>
-      <ns0:rFonts ns0:ascii="Times New Roman" ns0:cs="Times New Roman" ns0:eastAsia="FangSong" ns0:hAnsi="Times New Roman"/>
+      <ns0:rFonts ns0:ascii="SimSun" ns0:cs="SimSun" ns0:eastAsia="SimSun" ns0:hAnsi="SimSun"/>
       <ns0:b ns0:val="0"/>
       <ns0:sz ns0:val="20"/>
     </ns0:rPr>
@@ -33626,7 +33508,7 @@
       <w:wordWrap w:val="off"/>
     </w:pPr>
     <ns0:rPr>
-      <w:rFonts ns0:ascii="Times New Roman" ns0:hAnsi="Times New Roman" ns0:eastAsia="FangSong" ns0:cs="Times New Roman"/>
+      <w:rFonts ns0:ascii="SimSun" ns0:hAnsi="SimSun" ns0:eastAsia="SimSun" ns0:cs="SimSun"/>
     </ns0:rPr>
   </w:style>
   <w:style w:type="character" w:customStyle="1" w:styleId="KeywordTok">

--- a/00-首页/题组Word/第一轮习题集/化学原理/气体与溶液习题集-学生版.docx
+++ b/00-首页/题组Word/第一轮习题集/化学原理/气体与溶液习题集-学生版.docx
@@ -2134,6 +2134,23 @@
     </w:p>
     <w:p>
       <w:pPr>
+        <w:pStyle w:val="BlockText"/>
+      </w:pPr>
+      <w:r>
+        <w:rPr>
+          <w:rFonts w:hint="eastAsia" w:ascii="Times New Roman" w:hAnsi="Times New Roman" w:eastAsia="FangSong" w:cs="Times New Roman"/>
+        </w:rPr>
+        <w:t>原题</w:t>
+      </w:r>
+      <w:r>
+        <w:rPr>
+          <w:rFonts w:hint="eastAsia" w:ascii="Times New Roman" w:hAnsi="Times New Roman" w:eastAsia="Times New Roman" w:cs="Times New Roman"/>
+        </w:rPr>
+        <w:t>：02-09</w:t>
+      </w:r>
+    </w:p>
+    <w:p>
+      <w:pPr>
         <w:pStyle w:val="FirstParagraph"/>
       </w:pPr>
       <w:r>
@@ -3370,6 +3387,71 @@
     </w:p>
     <w:p>
       <w:pPr>
+        <w:pStyle w:val="BlockText"/>
+      </w:pPr>
+      <w:r>
+        <w:rPr>
+          <w:rFonts w:hint="eastAsia" w:ascii="Times New Roman" w:hAnsi="Times New Roman" w:eastAsia="FangSong" w:cs="Times New Roman"/>
+        </w:rPr>
+        <w:t>原题</w:t>
+      </w:r>
+      <w:r>
+        <w:rPr>
+          <w:rFonts w:hint="eastAsia" w:ascii="Times New Roman" w:hAnsi="Times New Roman" w:eastAsia="Times New Roman" w:cs="Times New Roman"/>
+        </w:rPr>
+        <w:t>：</w:t>
+      </w:r>
+      <w:r>
+        <w:rPr>
+          <w:rFonts w:hint="eastAsia" w:ascii="Times New Roman" w:hAnsi="Times New Roman" w:eastAsia="FangSong" w:cs="Times New Roman"/>
+        </w:rPr>
+        <w:t>题</w:t>
+      </w:r>
+      <w:r>
+        <w:rPr>
+          <w:rFonts w:hint="eastAsia" w:ascii="Times New Roman" w:hAnsi="Times New Roman" w:eastAsia="Times New Roman" w:cs="Times New Roman"/>
+        </w:rPr>
+        <w:t>-053-</w:t>
+      </w:r>
+      <w:r>
+        <w:rPr>
+          <w:rFonts w:hint="eastAsia" w:ascii="Times New Roman" w:hAnsi="Times New Roman" w:eastAsia="FangSong" w:cs="Times New Roman"/>
+        </w:rPr>
+        <w:t>上海中学</w:t>
+      </w:r>
+      <w:r>
+        <w:rPr>
+          <w:rFonts w:hint="eastAsia" w:ascii="Times New Roman" w:hAnsi="Times New Roman" w:eastAsia="Times New Roman" w:cs="Times New Roman"/>
+        </w:rPr>
+        <w:t>-</w:t>
+      </w:r>
+      <w:r>
+        <w:rPr>
+          <w:rFonts w:hint="eastAsia" w:ascii="Times New Roman" w:hAnsi="Times New Roman" w:eastAsia="FangSong" w:cs="Times New Roman"/>
+        </w:rPr>
+        <w:t>溶液和胶体</w:t>
+      </w:r>
+      <w:r>
+        <w:rPr>
+          <w:rFonts w:hint="eastAsia" w:ascii="Times New Roman" w:hAnsi="Times New Roman" w:eastAsia="Times New Roman" w:cs="Times New Roman"/>
+        </w:rPr>
+        <w:t>-</w:t>
+      </w:r>
+      <w:r>
+        <w:rPr>
+          <w:rFonts w:hint="eastAsia" w:ascii="Times New Roman" w:hAnsi="Times New Roman" w:eastAsia="FangSong" w:cs="Times New Roman"/>
+        </w:rPr>
+        <w:t>习题</w:t>
+      </w:r>
+      <w:r>
+        <w:rPr>
+          <w:rFonts w:hint="eastAsia" w:ascii="Times New Roman" w:hAnsi="Times New Roman" w:eastAsia="Times New Roman" w:cs="Times New Roman"/>
+        </w:rPr>
+        <w:t>5</w:t>
+      </w:r>
+    </w:p>
+    <w:p>
+      <w:pPr>
         <w:pStyle w:val="FirstParagraph"/>
       </w:pPr>
       <w:r>
@@ -3599,6 +3681,71 @@
           <w:rFonts w:hint="eastAsia" w:ascii="Times New Roman" w:hAnsi="Times New Roman" w:eastAsia="Times New Roman" w:cs="Times New Roman"/>
         </w:rPr>
         <w:t>]</w:t>
+      </w:r>
+    </w:p>
+    <w:p>
+      <w:pPr>
+        <w:pStyle w:val="BlockText"/>
+      </w:pPr>
+      <w:r>
+        <w:rPr>
+          <w:rFonts w:hint="eastAsia" w:ascii="Times New Roman" w:hAnsi="Times New Roman" w:eastAsia="FangSong" w:cs="Times New Roman"/>
+        </w:rPr>
+        <w:t>原题</w:t>
+      </w:r>
+      <w:r>
+        <w:rPr>
+          <w:rFonts w:hint="eastAsia" w:ascii="Times New Roman" w:hAnsi="Times New Roman" w:eastAsia="Times New Roman" w:cs="Times New Roman"/>
+        </w:rPr>
+        <w:t>：</w:t>
+      </w:r>
+      <w:r>
+        <w:rPr>
+          <w:rFonts w:hint="eastAsia" w:ascii="Times New Roman" w:hAnsi="Times New Roman" w:eastAsia="FangSong" w:cs="Times New Roman"/>
+        </w:rPr>
+        <w:t>题</w:t>
+      </w:r>
+      <w:r>
+        <w:rPr>
+          <w:rFonts w:hint="eastAsia" w:ascii="Times New Roman" w:hAnsi="Times New Roman" w:eastAsia="Times New Roman" w:cs="Times New Roman"/>
+        </w:rPr>
+        <w:t>-053-</w:t>
+      </w:r>
+      <w:r>
+        <w:rPr>
+          <w:rFonts w:hint="eastAsia" w:ascii="Times New Roman" w:hAnsi="Times New Roman" w:eastAsia="FangSong" w:cs="Times New Roman"/>
+        </w:rPr>
+        <w:t>上海中学</w:t>
+      </w:r>
+      <w:r>
+        <w:rPr>
+          <w:rFonts w:hint="eastAsia" w:ascii="Times New Roman" w:hAnsi="Times New Roman" w:eastAsia="Times New Roman" w:cs="Times New Roman"/>
+        </w:rPr>
+        <w:t>-</w:t>
+      </w:r>
+      <w:r>
+        <w:rPr>
+          <w:rFonts w:hint="eastAsia" w:ascii="Times New Roman" w:hAnsi="Times New Roman" w:eastAsia="FangSong" w:cs="Times New Roman"/>
+        </w:rPr>
+        <w:t>溶液和胶体</w:t>
+      </w:r>
+      <w:r>
+        <w:rPr>
+          <w:rFonts w:hint="eastAsia" w:ascii="Times New Roman" w:hAnsi="Times New Roman" w:eastAsia="Times New Roman" w:cs="Times New Roman"/>
+        </w:rPr>
+        <w:t>-</w:t>
+      </w:r>
+      <w:r>
+        <w:rPr>
+          <w:rFonts w:hint="eastAsia" w:ascii="Times New Roman" w:hAnsi="Times New Roman" w:eastAsia="FangSong" w:cs="Times New Roman"/>
+        </w:rPr>
+        <w:t>习题</w:t>
+      </w:r>
+      <w:r>
+        <w:rPr>
+          <w:rFonts w:hint="eastAsia" w:ascii="Times New Roman" w:hAnsi="Times New Roman" w:eastAsia="Times New Roman" w:cs="Times New Roman"/>
+        </w:rPr>
+        <w:t>7</w:t>
       </w:r>
     </w:p>
     <w:p>
@@ -3879,6 +4026,24 @@
       </w:pPr>
       <w:r>
         <w:rPr>
+          <w:rFonts w:hint="eastAsia" w:ascii="Times New Roman" w:hAnsi="Times New Roman" w:eastAsia="FangSong" w:cs="Times New Roman"/>
+        </w:rPr>
+        <w:t>原题</w:t>
+      </w:r>
+      <w:r>
+        <w:rPr>
+          <w:rFonts w:hint="eastAsia" w:ascii="Times New Roman" w:hAnsi="Times New Roman" w:eastAsia="Times New Roman" w:cs="Times New Roman"/>
+        </w:rPr>
+        <w:t>：02-01</w:t>
+      </w:r>
+      <w:r>
+        <w:rPr>
+          <w:rFonts w:ascii="Times New Roman" w:hAnsi="Times New Roman" w:eastAsia="Times New Roman" w:cs="Times New Roman"/>
+        </w:rPr>
+        <w:t xml:space="preserve"> </w:t>
+      </w:r>
+      <w:r>
+        <w:rPr>
           <w:rFonts w:ascii="Times New Roman" w:hAnsi="Times New Roman" w:eastAsia="Times New Roman" w:cs="Times New Roman"/>
         </w:rPr>
         <w:t xml:space="preserve">🔁</w:t>
@@ -4239,6 +4404,23 @@
           <w:rFonts w:hint="eastAsia" w:ascii="Times New Roman" w:hAnsi="Times New Roman" w:eastAsia="Times New Roman" w:cs="Times New Roman"/>
         </w:rPr>
         <w:t>]</w:t>
+      </w:r>
+    </w:p>
+    <w:p>
+      <w:pPr>
+        <w:pStyle w:val="BlockText"/>
+      </w:pPr>
+      <w:r>
+        <w:rPr>
+          <w:rFonts w:hint="eastAsia" w:ascii="Times New Roman" w:hAnsi="Times New Roman" w:eastAsia="FangSong" w:cs="Times New Roman"/>
+        </w:rPr>
+        <w:t>原题</w:t>
+      </w:r>
+      <w:r>
+        <w:rPr>
+          <w:rFonts w:hint="eastAsia" w:ascii="Times New Roman" w:hAnsi="Times New Roman" w:eastAsia="Times New Roman" w:cs="Times New Roman"/>
+        </w:rPr>
+        <w:t>：02-02</w:t>
       </w:r>
     </w:p>
     <w:p>
@@ -4592,6 +4774,23 @@
     </w:p>
     <w:p>
       <w:pPr>
+        <w:pStyle w:val="BlockText"/>
+      </w:pPr>
+      <w:r>
+        <w:rPr>
+          <w:rFonts w:hint="eastAsia" w:ascii="Times New Roman" w:hAnsi="Times New Roman" w:eastAsia="FangSong" w:cs="Times New Roman"/>
+        </w:rPr>
+        <w:t>原题</w:t>
+      </w:r>
+      <w:r>
+        <w:rPr>
+          <w:rFonts w:hint="eastAsia" w:ascii="Times New Roman" w:hAnsi="Times New Roman" w:eastAsia="Times New Roman" w:cs="Times New Roman"/>
+        </w:rPr>
+        <w:t>：02-03</w:t>
+      </w:r>
+    </w:p>
+    <w:p>
+      <w:pPr>
         <w:pStyle w:val="FirstParagraph"/>
       </w:pPr>
       <w:r>
@@ -4912,6 +5111,23 @@
           <w:rFonts w:hint="eastAsia" w:ascii="Times New Roman" w:hAnsi="Times New Roman" w:eastAsia="Times New Roman" w:cs="Times New Roman"/>
         </w:rPr>
         <w:t>]</w:t>
+      </w:r>
+    </w:p>
+    <w:p>
+      <w:pPr>
+        <w:pStyle w:val="BlockText"/>
+      </w:pPr>
+      <w:r>
+        <w:rPr>
+          <w:rFonts w:hint="eastAsia" w:ascii="Times New Roman" w:hAnsi="Times New Roman" w:eastAsia="FangSong" w:cs="Times New Roman"/>
+        </w:rPr>
+        <w:t>原题</w:t>
+      </w:r>
+      <w:r>
+        <w:rPr>
+          <w:rFonts w:hint="eastAsia" w:ascii="Times New Roman" w:hAnsi="Times New Roman" w:eastAsia="Times New Roman" w:cs="Times New Roman"/>
+        </w:rPr>
+        <w:t>：02-04</w:t>
       </w:r>
     </w:p>
     <w:p>
@@ -5649,6 +5865,23 @@
           <w:rFonts w:hint="eastAsia" w:ascii="Times New Roman" w:hAnsi="Times New Roman" w:eastAsia="Times New Roman" w:cs="Times New Roman"/>
         </w:rPr>
         <w:t>]</w:t>
+      </w:r>
+    </w:p>
+    <w:p>
+      <w:pPr>
+        <w:pStyle w:val="BlockText"/>
+      </w:pPr>
+      <w:r>
+        <w:rPr>
+          <w:rFonts w:hint="eastAsia" w:ascii="Times New Roman" w:hAnsi="Times New Roman" w:eastAsia="FangSong" w:cs="Times New Roman"/>
+        </w:rPr>
+        <w:t>原题</w:t>
+      </w:r>
+      <w:r>
+        <w:rPr>
+          <w:rFonts w:hint="eastAsia" w:ascii="Times New Roman" w:hAnsi="Times New Roman" w:eastAsia="Times New Roman" w:cs="Times New Roman"/>
+        </w:rPr>
+        <w:t>：02-05</w:t>
       </w:r>
     </w:p>
     <w:p>
@@ -6635,6 +6868,23 @@
     </w:p>
     <w:p>
       <w:pPr>
+        <w:pStyle w:val="BlockText"/>
+      </w:pPr>
+      <w:r>
+        <w:rPr>
+          <w:rFonts w:hint="eastAsia" w:ascii="Times New Roman" w:hAnsi="Times New Roman" w:eastAsia="FangSong" w:cs="Times New Roman"/>
+        </w:rPr>
+        <w:t>原题</w:t>
+      </w:r>
+      <w:r>
+        <w:rPr>
+          <w:rFonts w:hint="eastAsia" w:ascii="Times New Roman" w:hAnsi="Times New Roman" w:eastAsia="Times New Roman" w:cs="Times New Roman"/>
+        </w:rPr>
+        <w:t>：02-06</w:t>
+      </w:r>
+    </w:p>
+    <w:p>
+      <w:pPr>
         <w:pStyle w:val="FirstParagraph"/>
       </w:pPr>
       <w:r>
@@ -6933,6 +7183,23 @@
     </w:p>
     <w:p>
       <w:pPr>
+        <w:pStyle w:val="BlockText"/>
+      </w:pPr>
+      <w:r>
+        <w:rPr>
+          <w:rFonts w:hint="eastAsia" w:ascii="Times New Roman" w:hAnsi="Times New Roman" w:eastAsia="FangSong" w:cs="Times New Roman"/>
+        </w:rPr>
+        <w:t>原题</w:t>
+      </w:r>
+      <w:r>
+        <w:rPr>
+          <w:rFonts w:hint="eastAsia" w:ascii="Times New Roman" w:hAnsi="Times New Roman" w:eastAsia="Times New Roman" w:cs="Times New Roman"/>
+        </w:rPr>
+        <w:t>：02-07</w:t>
+      </w:r>
+    </w:p>
+    <w:p>
+      <w:pPr>
         <w:pStyle w:val="FirstParagraph"/>
       </w:pPr>
       <w:r>
@@ -7383,6 +7650,23 @@
           <w:rFonts w:hint="eastAsia" w:ascii="Times New Roman" w:hAnsi="Times New Roman" w:eastAsia="Times New Roman" w:cs="Times New Roman"/>
         </w:rPr>
         <w:t>]</w:t>
+      </w:r>
+    </w:p>
+    <w:p>
+      <w:pPr>
+        <w:pStyle w:val="BlockText"/>
+      </w:pPr>
+      <w:r>
+        <w:rPr>
+          <w:rFonts w:hint="eastAsia" w:ascii="Times New Roman" w:hAnsi="Times New Roman" w:eastAsia="FangSong" w:cs="Times New Roman"/>
+        </w:rPr>
+        <w:t>原题</w:t>
+      </w:r>
+      <w:r>
+        <w:rPr>
+          <w:rFonts w:hint="eastAsia" w:ascii="Times New Roman" w:hAnsi="Times New Roman" w:eastAsia="Times New Roman" w:cs="Times New Roman"/>
+        </w:rPr>
+        <w:t>：02-08</w:t>
       </w:r>
     </w:p>
     <w:p>
@@ -12208,6 +12492,71 @@
     </w:p>
     <w:p>
       <w:pPr>
+        <w:pStyle w:val="BlockText"/>
+      </w:pPr>
+      <w:r>
+        <w:rPr>
+          <w:rFonts w:hint="eastAsia" w:ascii="Times New Roman" w:hAnsi="Times New Roman" w:eastAsia="FangSong" w:cs="Times New Roman"/>
+        </w:rPr>
+        <w:t>原题</w:t>
+      </w:r>
+      <w:r>
+        <w:rPr>
+          <w:rFonts w:hint="eastAsia" w:ascii="Times New Roman" w:hAnsi="Times New Roman" w:eastAsia="Times New Roman" w:cs="Times New Roman"/>
+        </w:rPr>
+        <w:t>：</w:t>
+      </w:r>
+      <w:r>
+        <w:rPr>
+          <w:rFonts w:hint="eastAsia" w:ascii="Times New Roman" w:hAnsi="Times New Roman" w:eastAsia="FangSong" w:cs="Times New Roman"/>
+        </w:rPr>
+        <w:t>题</w:t>
+      </w:r>
+      <w:r>
+        <w:rPr>
+          <w:rFonts w:hint="eastAsia" w:ascii="Times New Roman" w:hAnsi="Times New Roman" w:eastAsia="Times New Roman" w:cs="Times New Roman"/>
+        </w:rPr>
+        <w:t>-065-</w:t>
+      </w:r>
+      <w:r>
+        <w:rPr>
+          <w:rFonts w:hint="eastAsia" w:ascii="Times New Roman" w:hAnsi="Times New Roman" w:eastAsia="FangSong" w:cs="Times New Roman"/>
+        </w:rPr>
+        <w:t>初赛讲义</w:t>
+      </w:r>
+      <w:r>
+        <w:rPr>
+          <w:rFonts w:hint="eastAsia" w:ascii="Times New Roman" w:hAnsi="Times New Roman" w:eastAsia="Times New Roman" w:cs="Times New Roman"/>
+        </w:rPr>
+        <w:t>-</w:t>
+      </w:r>
+      <w:r>
+        <w:rPr>
+          <w:rFonts w:hint="eastAsia" w:ascii="Times New Roman" w:hAnsi="Times New Roman" w:eastAsia="FangSong" w:cs="Times New Roman"/>
+        </w:rPr>
+        <w:t>溶液与化学分析</w:t>
+      </w:r>
+      <w:r>
+        <w:rPr>
+          <w:rFonts w:hint="eastAsia" w:ascii="Times New Roman" w:hAnsi="Times New Roman" w:eastAsia="Times New Roman" w:cs="Times New Roman"/>
+        </w:rPr>
+        <w:t>-</w:t>
+      </w:r>
+      <w:r>
+        <w:rPr>
+          <w:rFonts w:hint="eastAsia" w:ascii="Times New Roman" w:hAnsi="Times New Roman" w:eastAsia="FangSong" w:cs="Times New Roman"/>
+        </w:rPr>
+        <w:t>习题</w:t>
+      </w:r>
+      <w:r>
+        <w:rPr>
+          <w:rFonts w:hint="eastAsia" w:ascii="Times New Roman" w:hAnsi="Times New Roman" w:eastAsia="Times New Roman" w:cs="Times New Roman"/>
+        </w:rPr>
+        <w:t>9.24</w:t>
+      </w:r>
+    </w:p>
+    <w:p>
+      <w:pPr>
         <w:pStyle w:val="FirstParagraph"/>
       </w:pPr>
       <w:r>
@@ -13639,6 +13988,71 @@
           <w:rFonts w:hint="eastAsia" w:ascii="Times New Roman" w:hAnsi="Times New Roman" w:eastAsia="Times New Roman" w:cs="Times New Roman"/>
         </w:rPr>
         <w:t>]</w:t>
+      </w:r>
+    </w:p>
+    <w:p>
+      <w:pPr>
+        <w:pStyle w:val="BlockText"/>
+      </w:pPr>
+      <w:r>
+        <w:rPr>
+          <w:rFonts w:hint="eastAsia" w:ascii="Times New Roman" w:hAnsi="Times New Roman" w:eastAsia="FangSong" w:cs="Times New Roman"/>
+        </w:rPr>
+        <w:t>原题</w:t>
+      </w:r>
+      <w:r>
+        <w:rPr>
+          <w:rFonts w:hint="eastAsia" w:ascii="Times New Roman" w:hAnsi="Times New Roman" w:eastAsia="Times New Roman" w:cs="Times New Roman"/>
+        </w:rPr>
+        <w:t>：</w:t>
+      </w:r>
+      <w:r>
+        <w:rPr>
+          <w:rFonts w:hint="eastAsia" w:ascii="Times New Roman" w:hAnsi="Times New Roman" w:eastAsia="FangSong" w:cs="Times New Roman"/>
+        </w:rPr>
+        <w:t>题</w:t>
+      </w:r>
+      <w:r>
+        <w:rPr>
+          <w:rFonts w:hint="eastAsia" w:ascii="Times New Roman" w:hAnsi="Times New Roman" w:eastAsia="Times New Roman" w:cs="Times New Roman"/>
+        </w:rPr>
+        <w:t>-053-</w:t>
+      </w:r>
+      <w:r>
+        <w:rPr>
+          <w:rFonts w:hint="eastAsia" w:ascii="Times New Roman" w:hAnsi="Times New Roman" w:eastAsia="FangSong" w:cs="Times New Roman"/>
+        </w:rPr>
+        <w:t>上海中学</w:t>
+      </w:r>
+      <w:r>
+        <w:rPr>
+          <w:rFonts w:hint="eastAsia" w:ascii="Times New Roman" w:hAnsi="Times New Roman" w:eastAsia="Times New Roman" w:cs="Times New Roman"/>
+        </w:rPr>
+        <w:t>-</w:t>
+      </w:r>
+      <w:r>
+        <w:rPr>
+          <w:rFonts w:hint="eastAsia" w:ascii="Times New Roman" w:hAnsi="Times New Roman" w:eastAsia="FangSong" w:cs="Times New Roman"/>
+        </w:rPr>
+        <w:t>溶液和胶体</w:t>
+      </w:r>
+      <w:r>
+        <w:rPr>
+          <w:rFonts w:hint="eastAsia" w:ascii="Times New Roman" w:hAnsi="Times New Roman" w:eastAsia="Times New Roman" w:cs="Times New Roman"/>
+        </w:rPr>
+        <w:t>-</w:t>
+      </w:r>
+      <w:r>
+        <w:rPr>
+          <w:rFonts w:hint="eastAsia" w:ascii="Times New Roman" w:hAnsi="Times New Roman" w:eastAsia="FangSong" w:cs="Times New Roman"/>
+        </w:rPr>
+        <w:t>习题</w:t>
+      </w:r>
+      <w:r>
+        <w:rPr>
+          <w:rFonts w:hint="eastAsia" w:ascii="Times New Roman" w:hAnsi="Times New Roman" w:eastAsia="Times New Roman" w:cs="Times New Roman"/>
+        </w:rPr>
+        <w:t>1</w:t>
       </w:r>
     </w:p>
     <w:p>
@@ -14238,6 +14652,71 @@
           <w:rFonts w:hint="eastAsia" w:ascii="Times New Roman" w:hAnsi="Times New Roman" w:eastAsia="Times New Roman" w:cs="Times New Roman"/>
         </w:rPr>
         <w:t>]</w:t>
+      </w:r>
+    </w:p>
+    <w:p>
+      <w:pPr>
+        <w:pStyle w:val="BlockText"/>
+      </w:pPr>
+      <w:r>
+        <w:rPr>
+          <w:rFonts w:hint="eastAsia" w:ascii="Times New Roman" w:hAnsi="Times New Roman" w:eastAsia="FangSong" w:cs="Times New Roman"/>
+        </w:rPr>
+        <w:t>原题</w:t>
+      </w:r>
+      <w:r>
+        <w:rPr>
+          <w:rFonts w:hint="eastAsia" w:ascii="Times New Roman" w:hAnsi="Times New Roman" w:eastAsia="Times New Roman" w:cs="Times New Roman"/>
+        </w:rPr>
+        <w:t>：</w:t>
+      </w:r>
+      <w:r>
+        <w:rPr>
+          <w:rFonts w:hint="eastAsia" w:ascii="Times New Roman" w:hAnsi="Times New Roman" w:eastAsia="FangSong" w:cs="Times New Roman"/>
+        </w:rPr>
+        <w:t>题</w:t>
+      </w:r>
+      <w:r>
+        <w:rPr>
+          <w:rFonts w:hint="eastAsia" w:ascii="Times New Roman" w:hAnsi="Times New Roman" w:eastAsia="Times New Roman" w:cs="Times New Roman"/>
+        </w:rPr>
+        <w:t>-053-</w:t>
+      </w:r>
+      <w:r>
+        <w:rPr>
+          <w:rFonts w:hint="eastAsia" w:ascii="Times New Roman" w:hAnsi="Times New Roman" w:eastAsia="FangSong" w:cs="Times New Roman"/>
+        </w:rPr>
+        <w:t>上海中学</w:t>
+      </w:r>
+      <w:r>
+        <w:rPr>
+          <w:rFonts w:hint="eastAsia" w:ascii="Times New Roman" w:hAnsi="Times New Roman" w:eastAsia="Times New Roman" w:cs="Times New Roman"/>
+        </w:rPr>
+        <w:t>-</w:t>
+      </w:r>
+      <w:r>
+        <w:rPr>
+          <w:rFonts w:hint="eastAsia" w:ascii="Times New Roman" w:hAnsi="Times New Roman" w:eastAsia="FangSong" w:cs="Times New Roman"/>
+        </w:rPr>
+        <w:t>溶液和胶体</w:t>
+      </w:r>
+      <w:r>
+        <w:rPr>
+          <w:rFonts w:hint="eastAsia" w:ascii="Times New Roman" w:hAnsi="Times New Roman" w:eastAsia="Times New Roman" w:cs="Times New Roman"/>
+        </w:rPr>
+        <w:t>-</w:t>
+      </w:r>
+      <w:r>
+        <w:rPr>
+          <w:rFonts w:hint="eastAsia" w:ascii="Times New Roman" w:hAnsi="Times New Roman" w:eastAsia="FangSong" w:cs="Times New Roman"/>
+        </w:rPr>
+        <w:t>习题</w:t>
+      </w:r>
+      <w:r>
+        <w:rPr>
+          <w:rFonts w:hint="eastAsia" w:ascii="Times New Roman" w:hAnsi="Times New Roman" w:eastAsia="Times New Roman" w:cs="Times New Roman"/>
+        </w:rPr>
+        <w:t>2</w:t>
       </w:r>
     </w:p>
     <w:p>
@@ -15077,6 +15556,71 @@
     </w:p>
     <w:p>
       <w:pPr>
+        <w:pStyle w:val="BlockText"/>
+      </w:pPr>
+      <w:r>
+        <w:rPr>
+          <w:rFonts w:hint="eastAsia" w:ascii="Times New Roman" w:hAnsi="Times New Roman" w:eastAsia="FangSong" w:cs="Times New Roman"/>
+        </w:rPr>
+        <w:t>原题</w:t>
+      </w:r>
+      <w:r>
+        <w:rPr>
+          <w:rFonts w:hint="eastAsia" w:ascii="Times New Roman" w:hAnsi="Times New Roman" w:eastAsia="Times New Roman" w:cs="Times New Roman"/>
+        </w:rPr>
+        <w:t>：</w:t>
+      </w:r>
+      <w:r>
+        <w:rPr>
+          <w:rFonts w:hint="eastAsia" w:ascii="Times New Roman" w:hAnsi="Times New Roman" w:eastAsia="FangSong" w:cs="Times New Roman"/>
+        </w:rPr>
+        <w:t>题</w:t>
+      </w:r>
+      <w:r>
+        <w:rPr>
+          <w:rFonts w:hint="eastAsia" w:ascii="Times New Roman" w:hAnsi="Times New Roman" w:eastAsia="Times New Roman" w:cs="Times New Roman"/>
+        </w:rPr>
+        <w:t>-053-</w:t>
+      </w:r>
+      <w:r>
+        <w:rPr>
+          <w:rFonts w:hint="eastAsia" w:ascii="Times New Roman" w:hAnsi="Times New Roman" w:eastAsia="FangSong" w:cs="Times New Roman"/>
+        </w:rPr>
+        <w:t>上海中学</w:t>
+      </w:r>
+      <w:r>
+        <w:rPr>
+          <w:rFonts w:hint="eastAsia" w:ascii="Times New Roman" w:hAnsi="Times New Roman" w:eastAsia="Times New Roman" w:cs="Times New Roman"/>
+        </w:rPr>
+        <w:t>-</w:t>
+      </w:r>
+      <w:r>
+        <w:rPr>
+          <w:rFonts w:hint="eastAsia" w:ascii="Times New Roman" w:hAnsi="Times New Roman" w:eastAsia="FangSong" w:cs="Times New Roman"/>
+        </w:rPr>
+        <w:t>溶液和胶体</w:t>
+      </w:r>
+      <w:r>
+        <w:rPr>
+          <w:rFonts w:hint="eastAsia" w:ascii="Times New Roman" w:hAnsi="Times New Roman" w:eastAsia="Times New Roman" w:cs="Times New Roman"/>
+        </w:rPr>
+        <w:t>-</w:t>
+      </w:r>
+      <w:r>
+        <w:rPr>
+          <w:rFonts w:hint="eastAsia" w:ascii="Times New Roman" w:hAnsi="Times New Roman" w:eastAsia="FangSong" w:cs="Times New Roman"/>
+        </w:rPr>
+        <w:t>习题</w:t>
+      </w:r>
+      <w:r>
+        <w:rPr>
+          <w:rFonts w:hint="eastAsia" w:ascii="Times New Roman" w:hAnsi="Times New Roman" w:eastAsia="Times New Roman" w:cs="Times New Roman"/>
+        </w:rPr>
+        <w:t>8</w:t>
+      </w:r>
+    </w:p>
+    <w:p>
+      <w:pPr>
         <w:pStyle w:val="FirstParagraph"/>
       </w:pPr>
       <w:r>
@@ -19160,6 +19704,71 @@
     </w:p>
     <w:p>
       <w:pPr>
+        <w:pStyle w:val="BlockText"/>
+      </w:pPr>
+      <w:r>
+        <w:rPr>
+          <w:rFonts w:hint="eastAsia" w:ascii="Times New Roman" w:hAnsi="Times New Roman" w:eastAsia="FangSong" w:cs="Times New Roman"/>
+        </w:rPr>
+        <w:t>原题</w:t>
+      </w:r>
+      <w:r>
+        <w:rPr>
+          <w:rFonts w:hint="eastAsia" w:ascii="Times New Roman" w:hAnsi="Times New Roman" w:eastAsia="Times New Roman" w:cs="Times New Roman"/>
+        </w:rPr>
+        <w:t>：</w:t>
+      </w:r>
+      <w:r>
+        <w:rPr>
+          <w:rFonts w:hint="eastAsia" w:ascii="Times New Roman" w:hAnsi="Times New Roman" w:eastAsia="FangSong" w:cs="Times New Roman"/>
+        </w:rPr>
+        <w:t>题</w:t>
+      </w:r>
+      <w:r>
+        <w:rPr>
+          <w:rFonts w:hint="eastAsia" w:ascii="Times New Roman" w:hAnsi="Times New Roman" w:eastAsia="Times New Roman" w:cs="Times New Roman"/>
+        </w:rPr>
+        <w:t>-064-</w:t>
+      </w:r>
+      <w:r>
+        <w:rPr>
+          <w:rFonts w:hint="eastAsia" w:ascii="Times New Roman" w:hAnsi="Times New Roman" w:eastAsia="FangSong" w:cs="Times New Roman"/>
+        </w:rPr>
+        <w:t>初赛讲义</w:t>
+      </w:r>
+      <w:r>
+        <w:rPr>
+          <w:rFonts w:hint="eastAsia" w:ascii="Times New Roman" w:hAnsi="Times New Roman" w:eastAsia="Times New Roman" w:cs="Times New Roman"/>
+        </w:rPr>
+        <w:t>-</w:t>
+      </w:r>
+      <w:r>
+        <w:rPr>
+          <w:rFonts w:hint="eastAsia" w:ascii="Times New Roman" w:hAnsi="Times New Roman" w:eastAsia="FangSong" w:cs="Times New Roman"/>
+        </w:rPr>
+        <w:t>溶液与化学分析</w:t>
+      </w:r>
+      <w:r>
+        <w:rPr>
+          <w:rFonts w:hint="eastAsia" w:ascii="Times New Roman" w:hAnsi="Times New Roman" w:eastAsia="Times New Roman" w:cs="Times New Roman"/>
+        </w:rPr>
+        <w:t>-</w:t>
+      </w:r>
+      <w:r>
+        <w:rPr>
+          <w:rFonts w:hint="eastAsia" w:ascii="Times New Roman" w:hAnsi="Times New Roman" w:eastAsia="FangSong" w:cs="Times New Roman"/>
+        </w:rPr>
+        <w:t>习题</w:t>
+      </w:r>
+      <w:r>
+        <w:rPr>
+          <w:rFonts w:hint="eastAsia" w:ascii="Times New Roman" w:hAnsi="Times New Roman" w:eastAsia="Times New Roman" w:cs="Times New Roman"/>
+        </w:rPr>
+        <w:t>9.7</w:t>
+      </w:r>
+    </w:p>
+    <w:p>
+      <w:pPr>
         <w:pStyle w:val="FirstParagraph"/>
       </w:pPr>
       <w:r>
@@ -21561,19 +22170,7 @@
         <w:rPr>
           <w:rFonts w:ascii="Times New Roman" w:hAnsi="Times New Roman" w:eastAsia="Times New Roman" w:cs="Times New Roman"/>
         </w:rPr>
-        <w:t xml:space="preserve"> 101.325 kPa、25</w:t>
-      </w:r>
-      <w:r>
-        <w:rPr>
-          <w:rFonts w:ascii="Times New Roman" w:hAnsi="Times New Roman" w:eastAsia="Times New Roman" w:cs="Times New Roman"/>
-        </w:rPr>
-        <w:t xml:space="preserve">$^$</w:t>
-      </w:r>
-      <w:r>
-        <w:rPr>
-          <w:rFonts w:ascii="Times New Roman" w:hAnsi="Times New Roman" w:eastAsia="Times New Roman" w:cs="Times New Roman"/>
-        </w:rPr>
-        <w:t xml:space="preserve">C </w:t>
+        <w:t xml:space="preserve"> 101.325 kPa、25 °C </w:t>
       </w:r>
       <w:r>
         <w:rPr>
@@ -23578,6 +24175,71 @@
     </w:p>
     <w:p>
       <w:pPr>
+        <w:pStyle w:val="BlockText"/>
+      </w:pPr>
+      <w:r>
+        <w:rPr>
+          <w:rFonts w:hint="eastAsia" w:ascii="Times New Roman" w:hAnsi="Times New Roman" w:eastAsia="FangSong" w:cs="Times New Roman"/>
+        </w:rPr>
+        <w:t>原题</w:t>
+      </w:r>
+      <w:r>
+        <w:rPr>
+          <w:rFonts w:hint="eastAsia" w:ascii="Times New Roman" w:hAnsi="Times New Roman" w:eastAsia="Times New Roman" w:cs="Times New Roman"/>
+        </w:rPr>
+        <w:t>：</w:t>
+      </w:r>
+      <w:r>
+        <w:rPr>
+          <w:rFonts w:hint="eastAsia" w:ascii="Times New Roman" w:hAnsi="Times New Roman" w:eastAsia="FangSong" w:cs="Times New Roman"/>
+        </w:rPr>
+        <w:t>题</w:t>
+      </w:r>
+      <w:r>
+        <w:rPr>
+          <w:rFonts w:hint="eastAsia" w:ascii="Times New Roman" w:hAnsi="Times New Roman" w:eastAsia="Times New Roman" w:cs="Times New Roman"/>
+        </w:rPr>
+        <w:t>-060-</w:t>
+      </w:r>
+      <w:r>
+        <w:rPr>
+          <w:rFonts w:hint="eastAsia" w:ascii="Times New Roman" w:hAnsi="Times New Roman" w:eastAsia="FangSong" w:cs="Times New Roman"/>
+        </w:rPr>
+        <w:t>初赛讲义</w:t>
+      </w:r>
+      <w:r>
+        <w:rPr>
+          <w:rFonts w:hint="eastAsia" w:ascii="Times New Roman" w:hAnsi="Times New Roman" w:eastAsia="Times New Roman" w:cs="Times New Roman"/>
+        </w:rPr>
+        <w:t>-</w:t>
+      </w:r>
+      <w:r>
+        <w:rPr>
+          <w:rFonts w:hint="eastAsia" w:ascii="Times New Roman" w:hAnsi="Times New Roman" w:eastAsia="FangSong" w:cs="Times New Roman"/>
+        </w:rPr>
+        <w:t>溶液与化学分析</w:t>
+      </w:r>
+      <w:r>
+        <w:rPr>
+          <w:rFonts w:hint="eastAsia" w:ascii="Times New Roman" w:hAnsi="Times New Roman" w:eastAsia="Times New Roman" w:cs="Times New Roman"/>
+        </w:rPr>
+        <w:t>-</w:t>
+      </w:r>
+      <w:r>
+        <w:rPr>
+          <w:rFonts w:hint="eastAsia" w:ascii="Times New Roman" w:hAnsi="Times New Roman" w:eastAsia="FangSong" w:cs="Times New Roman"/>
+        </w:rPr>
+        <w:t>习题</w:t>
+      </w:r>
+      <w:r>
+        <w:rPr>
+          <w:rFonts w:hint="eastAsia" w:ascii="Times New Roman" w:hAnsi="Times New Roman" w:eastAsia="Times New Roman" w:cs="Times New Roman"/>
+        </w:rPr>
+        <w:t>9.48</w:t>
+      </w:r>
+    </w:p>
+    <w:p>
+      <w:pPr>
         <w:pStyle w:val="FirstParagraph"/>
       </w:pPr>
       <w:r>
@@ -24442,6 +25104,71 @@
           <w:rFonts w:hint="eastAsia" w:ascii="Times New Roman" w:hAnsi="Times New Roman" w:eastAsia="Times New Roman" w:cs="Times New Roman"/>
         </w:rPr>
         <w:t>]</w:t>
+      </w:r>
+    </w:p>
+    <w:p>
+      <w:pPr>
+        <w:pStyle w:val="BlockText"/>
+      </w:pPr>
+      <w:r>
+        <w:rPr>
+          <w:rFonts w:hint="eastAsia" w:ascii="Times New Roman" w:hAnsi="Times New Roman" w:eastAsia="FangSong" w:cs="Times New Roman"/>
+        </w:rPr>
+        <w:t>原题</w:t>
+      </w:r>
+      <w:r>
+        <w:rPr>
+          <w:rFonts w:hint="eastAsia" w:ascii="Times New Roman" w:hAnsi="Times New Roman" w:eastAsia="Times New Roman" w:cs="Times New Roman"/>
+        </w:rPr>
+        <w:t>：</w:t>
+      </w:r>
+      <w:r>
+        <w:rPr>
+          <w:rFonts w:hint="eastAsia" w:ascii="Times New Roman" w:hAnsi="Times New Roman" w:eastAsia="FangSong" w:cs="Times New Roman"/>
+        </w:rPr>
+        <w:t>题</w:t>
+      </w:r>
+      <w:r>
+        <w:rPr>
+          <w:rFonts w:hint="eastAsia" w:ascii="Times New Roman" w:hAnsi="Times New Roman" w:eastAsia="Times New Roman" w:cs="Times New Roman"/>
+        </w:rPr>
+        <w:t>-074-</w:t>
+      </w:r>
+      <w:r>
+        <w:rPr>
+          <w:rFonts w:hint="eastAsia" w:ascii="Times New Roman" w:hAnsi="Times New Roman" w:eastAsia="FangSong" w:cs="Times New Roman"/>
+        </w:rPr>
+        <w:t>初赛讲义</w:t>
+      </w:r>
+      <w:r>
+        <w:rPr>
+          <w:rFonts w:hint="eastAsia" w:ascii="Times New Roman" w:hAnsi="Times New Roman" w:eastAsia="Times New Roman" w:cs="Times New Roman"/>
+        </w:rPr>
+        <w:t>-</w:t>
+      </w:r>
+      <w:r>
+        <w:rPr>
+          <w:rFonts w:hint="eastAsia" w:ascii="Times New Roman" w:hAnsi="Times New Roman" w:eastAsia="FangSong" w:cs="Times New Roman"/>
+        </w:rPr>
+        <w:t>溶液与化学分析</w:t>
+      </w:r>
+      <w:r>
+        <w:rPr>
+          <w:rFonts w:hint="eastAsia" w:ascii="Times New Roman" w:hAnsi="Times New Roman" w:eastAsia="Times New Roman" w:cs="Times New Roman"/>
+        </w:rPr>
+        <w:t>-</w:t>
+      </w:r>
+      <w:r>
+        <w:rPr>
+          <w:rFonts w:hint="eastAsia" w:ascii="Times New Roman" w:hAnsi="Times New Roman" w:eastAsia="FangSong" w:cs="Times New Roman"/>
+        </w:rPr>
+        <w:t>习题</w:t>
+      </w:r>
+      <w:r>
+        <w:rPr>
+          <w:rFonts w:hint="eastAsia" w:ascii="Times New Roman" w:hAnsi="Times New Roman" w:eastAsia="Times New Roman" w:cs="Times New Roman"/>
+        </w:rPr>
+        <w:t>9.49</w:t>
       </w:r>
     </w:p>
     <w:p>
@@ -25986,6 +26713,71 @@
     </w:p>
     <w:p>
       <w:pPr>
+        <w:pStyle w:val="BlockText"/>
+      </w:pPr>
+      <w:r>
+        <w:rPr>
+          <w:rFonts w:hint="eastAsia" w:ascii="Times New Roman" w:hAnsi="Times New Roman" w:eastAsia="FangSong" w:cs="Times New Roman"/>
+        </w:rPr>
+        <w:t>原题</w:t>
+      </w:r>
+      <w:r>
+        <w:rPr>
+          <w:rFonts w:hint="eastAsia" w:ascii="Times New Roman" w:hAnsi="Times New Roman" w:eastAsia="Times New Roman" w:cs="Times New Roman"/>
+        </w:rPr>
+        <w:t>：</w:t>
+      </w:r>
+      <w:r>
+        <w:rPr>
+          <w:rFonts w:hint="eastAsia" w:ascii="Times New Roman" w:hAnsi="Times New Roman" w:eastAsia="FangSong" w:cs="Times New Roman"/>
+        </w:rPr>
+        <w:t>题</w:t>
+      </w:r>
+      <w:r>
+        <w:rPr>
+          <w:rFonts w:hint="eastAsia" w:ascii="Times New Roman" w:hAnsi="Times New Roman" w:eastAsia="Times New Roman" w:cs="Times New Roman"/>
+        </w:rPr>
+        <w:t>-052-</w:t>
+      </w:r>
+      <w:r>
+        <w:rPr>
+          <w:rFonts w:hint="eastAsia" w:ascii="Times New Roman" w:hAnsi="Times New Roman" w:eastAsia="FangSong" w:cs="Times New Roman"/>
+        </w:rPr>
+        <w:t>上海中学</w:t>
+      </w:r>
+      <w:r>
+        <w:rPr>
+          <w:rFonts w:hint="eastAsia" w:ascii="Times New Roman" w:hAnsi="Times New Roman" w:eastAsia="Times New Roman" w:cs="Times New Roman"/>
+        </w:rPr>
+        <w:t>-</w:t>
+      </w:r>
+      <w:r>
+        <w:rPr>
+          <w:rFonts w:hint="eastAsia" w:ascii="Times New Roman" w:hAnsi="Times New Roman" w:eastAsia="FangSong" w:cs="Times New Roman"/>
+        </w:rPr>
+        <w:t>气体</w:t>
+      </w:r>
+      <w:r>
+        <w:rPr>
+          <w:rFonts w:hint="eastAsia" w:ascii="Times New Roman" w:hAnsi="Times New Roman" w:eastAsia="Times New Roman" w:cs="Times New Roman"/>
+        </w:rPr>
+        <w:t>-</w:t>
+      </w:r>
+      <w:r>
+        <w:rPr>
+          <w:rFonts w:hint="eastAsia" w:ascii="Times New Roman" w:hAnsi="Times New Roman" w:eastAsia="FangSong" w:cs="Times New Roman"/>
+        </w:rPr>
+        <w:t>习题</w:t>
+      </w:r>
+      <w:r>
+        <w:rPr>
+          <w:rFonts w:hint="eastAsia" w:ascii="Times New Roman" w:hAnsi="Times New Roman" w:eastAsia="Times New Roman" w:cs="Times New Roman"/>
+        </w:rPr>
+        <w:t>1</w:t>
+      </w:r>
+    </w:p>
+    <w:p>
+      <w:pPr>
         <w:pStyle w:val="FirstParagraph"/>
       </w:pPr>
       <w:r>
@@ -26206,6 +26998,71 @@
       <w:r>
         <w:rPr>
           <w:rFonts w:hint="eastAsia" w:ascii="Times New Roman" w:hAnsi="Times New Roman" w:eastAsia="FangSong" w:cs="Times New Roman"/>
+        </w:rPr>
+        <w:t>原题</w:t>
+      </w:r>
+      <w:r>
+        <w:rPr>
+          <w:rFonts w:hint="eastAsia" w:ascii="Times New Roman" w:hAnsi="Times New Roman" w:eastAsia="Times New Roman" w:cs="Times New Roman"/>
+        </w:rPr>
+        <w:t>：</w:t>
+      </w:r>
+      <w:r>
+        <w:rPr>
+          <w:rFonts w:hint="eastAsia" w:ascii="Times New Roman" w:hAnsi="Times New Roman" w:eastAsia="FangSong" w:cs="Times New Roman"/>
+        </w:rPr>
+        <w:t>题</w:t>
+      </w:r>
+      <w:r>
+        <w:rPr>
+          <w:rFonts w:hint="eastAsia" w:ascii="Times New Roman" w:hAnsi="Times New Roman" w:eastAsia="Times New Roman" w:cs="Times New Roman"/>
+        </w:rPr>
+        <w:t>-053-</w:t>
+      </w:r>
+      <w:r>
+        <w:rPr>
+          <w:rFonts w:hint="eastAsia" w:ascii="Times New Roman" w:hAnsi="Times New Roman" w:eastAsia="FangSong" w:cs="Times New Roman"/>
+        </w:rPr>
+        <w:t>上海中学</w:t>
+      </w:r>
+      <w:r>
+        <w:rPr>
+          <w:rFonts w:hint="eastAsia" w:ascii="Times New Roman" w:hAnsi="Times New Roman" w:eastAsia="Times New Roman" w:cs="Times New Roman"/>
+        </w:rPr>
+        <w:t>-</w:t>
+      </w:r>
+      <w:r>
+        <w:rPr>
+          <w:rFonts w:hint="eastAsia" w:ascii="Times New Roman" w:hAnsi="Times New Roman" w:eastAsia="FangSong" w:cs="Times New Roman"/>
+        </w:rPr>
+        <w:t>溶液和胶体</w:t>
+      </w:r>
+      <w:r>
+        <w:rPr>
+          <w:rFonts w:hint="eastAsia" w:ascii="Times New Roman" w:hAnsi="Times New Roman" w:eastAsia="Times New Roman" w:cs="Times New Roman"/>
+        </w:rPr>
+        <w:t>-</w:t>
+      </w:r>
+      <w:r>
+        <w:rPr>
+          <w:rFonts w:hint="eastAsia" w:ascii="Times New Roman" w:hAnsi="Times New Roman" w:eastAsia="FangSong" w:cs="Times New Roman"/>
+        </w:rPr>
+        <w:t>习题</w:t>
+      </w:r>
+      <w:r>
+        <w:rPr>
+          <w:rFonts w:hint="eastAsia" w:ascii="Times New Roman" w:hAnsi="Times New Roman" w:eastAsia="Times New Roman" w:cs="Times New Roman"/>
+        </w:rPr>
+        <w:t>5</w:t>
+      </w:r>
+    </w:p>
+    <w:p>
+      <w:pPr>
+        <w:pStyle w:val="BlockText"/>
+      </w:pPr>
+      <w:r>
+        <w:rPr>
+          <w:rFonts w:hint="eastAsia" w:ascii="Times New Roman" w:hAnsi="Times New Roman" w:eastAsia="FangSong" w:cs="Times New Roman"/>
           <w:b/>
           <w:bCs/>
         </w:rPr>
@@ -26294,19 +27151,7 @@
         <w:rPr>
           <w:rFonts w:ascii="Times New Roman" w:hAnsi="Times New Roman" w:eastAsia="Times New Roman" w:cs="Times New Roman"/>
         </w:rPr>
-        <w:t xml:space="preserve">25</w:t>
-      </w:r>
-      <w:r>
-        <w:rPr>
-          <w:rFonts w:ascii="Times New Roman" w:hAnsi="Times New Roman" w:eastAsia="Times New Roman" w:cs="Times New Roman"/>
-        </w:rPr>
-        <w:t xml:space="preserve">$^$</w:t>
-      </w:r>
-      <w:r>
-        <w:rPr>
-          <w:rFonts w:ascii="Times New Roman" w:hAnsi="Times New Roman" w:eastAsia="Times New Roman" w:cs="Times New Roman"/>
-        </w:rPr>
-        <w:t xml:space="preserve">C </w:t>
+        <w:t xml:space="preserve">25 °C </w:t>
       </w:r>
       <w:r>
         <w:rPr>
@@ -26901,6 +27746,71 @@
       <w:r>
         <w:rPr>
           <w:rFonts w:hint="eastAsia" w:ascii="Times New Roman" w:hAnsi="Times New Roman" w:eastAsia="FangSong" w:cs="Times New Roman"/>
+        </w:rPr>
+        <w:t>原题</w:t>
+      </w:r>
+      <w:r>
+        <w:rPr>
+          <w:rFonts w:hint="eastAsia" w:ascii="Times New Roman" w:hAnsi="Times New Roman" w:eastAsia="Times New Roman" w:cs="Times New Roman"/>
+        </w:rPr>
+        <w:t>：</w:t>
+      </w:r>
+      <w:r>
+        <w:rPr>
+          <w:rFonts w:hint="eastAsia" w:ascii="Times New Roman" w:hAnsi="Times New Roman" w:eastAsia="FangSong" w:cs="Times New Roman"/>
+        </w:rPr>
+        <w:t>题</w:t>
+      </w:r>
+      <w:r>
+        <w:rPr>
+          <w:rFonts w:hint="eastAsia" w:ascii="Times New Roman" w:hAnsi="Times New Roman" w:eastAsia="Times New Roman" w:cs="Times New Roman"/>
+        </w:rPr>
+        <w:t>-053-</w:t>
+      </w:r>
+      <w:r>
+        <w:rPr>
+          <w:rFonts w:hint="eastAsia" w:ascii="Times New Roman" w:hAnsi="Times New Roman" w:eastAsia="FangSong" w:cs="Times New Roman"/>
+        </w:rPr>
+        <w:t>上海中学</w:t>
+      </w:r>
+      <w:r>
+        <w:rPr>
+          <w:rFonts w:hint="eastAsia" w:ascii="Times New Roman" w:hAnsi="Times New Roman" w:eastAsia="Times New Roman" w:cs="Times New Roman"/>
+        </w:rPr>
+        <w:t>-</w:t>
+      </w:r>
+      <w:r>
+        <w:rPr>
+          <w:rFonts w:hint="eastAsia" w:ascii="Times New Roman" w:hAnsi="Times New Roman" w:eastAsia="FangSong" w:cs="Times New Roman"/>
+        </w:rPr>
+        <w:t>溶液和胶体</w:t>
+      </w:r>
+      <w:r>
+        <w:rPr>
+          <w:rFonts w:hint="eastAsia" w:ascii="Times New Roman" w:hAnsi="Times New Roman" w:eastAsia="Times New Roman" w:cs="Times New Roman"/>
+        </w:rPr>
+        <w:t>-</w:t>
+      </w:r>
+      <w:r>
+        <w:rPr>
+          <w:rFonts w:hint="eastAsia" w:ascii="Times New Roman" w:hAnsi="Times New Roman" w:eastAsia="FangSong" w:cs="Times New Roman"/>
+        </w:rPr>
+        <w:t>习题</w:t>
+      </w:r>
+      <w:r>
+        <w:rPr>
+          <w:rFonts w:hint="eastAsia" w:ascii="Times New Roman" w:hAnsi="Times New Roman" w:eastAsia="Times New Roman" w:cs="Times New Roman"/>
+        </w:rPr>
+        <w:t>8</w:t>
+      </w:r>
+    </w:p>
+    <w:p>
+      <w:pPr>
+        <w:pStyle w:val="BlockText"/>
+      </w:pPr>
+      <w:r>
+        <w:rPr>
+          <w:rFonts w:hint="eastAsia" w:ascii="Times New Roman" w:hAnsi="Times New Roman" w:eastAsia="FangSong" w:cs="Times New Roman"/>
           <w:b/>
           <w:bCs/>
         </w:rPr>
@@ -27061,19 +27971,7 @@
         <w:rPr>
           <w:rFonts w:ascii="Times New Roman" w:hAnsi="Times New Roman" w:eastAsia="Times New Roman" w:cs="Times New Roman"/>
         </w:rPr>
-        <w:t xml:space="preserve"> 25</w:t>
-      </w:r>
-      <w:r>
-        <w:rPr>
-          <w:rFonts w:ascii="Times New Roman" w:hAnsi="Times New Roman" w:eastAsia="Times New Roman" w:cs="Times New Roman"/>
-        </w:rPr>
-        <w:t xml:space="preserve">$^$</w:t>
-      </w:r>
-      <w:r>
-        <w:rPr>
-          <w:rFonts w:ascii="Times New Roman" w:hAnsi="Times New Roman" w:eastAsia="Times New Roman" w:cs="Times New Roman"/>
-        </w:rPr>
-        <w:t xml:space="preserve">C </w:t>
+        <w:t xml:space="preserve"> 25 °C </w:t>
       </w:r>
       <w:r>
         <w:rPr>
@@ -27146,6 +28044,71 @@
           <w:rFonts w:hint="eastAsia" w:ascii="Times New Roman" w:hAnsi="Times New Roman" w:eastAsia="Times New Roman" w:cs="Times New Roman"/>
         </w:rPr>
         <w:t>]</w:t>
+      </w:r>
+    </w:p>
+    <w:p>
+      <w:pPr>
+        <w:pStyle w:val="BlockText"/>
+      </w:pPr>
+      <w:r>
+        <w:rPr>
+          <w:rFonts w:hint="eastAsia" w:ascii="Times New Roman" w:hAnsi="Times New Roman" w:eastAsia="FangSong" w:cs="Times New Roman"/>
+        </w:rPr>
+        <w:t>原题</w:t>
+      </w:r>
+      <w:r>
+        <w:rPr>
+          <w:rFonts w:hint="eastAsia" w:ascii="Times New Roman" w:hAnsi="Times New Roman" w:eastAsia="Times New Roman" w:cs="Times New Roman"/>
+        </w:rPr>
+        <w:t>：</w:t>
+      </w:r>
+      <w:r>
+        <w:rPr>
+          <w:rFonts w:hint="eastAsia" w:ascii="Times New Roman" w:hAnsi="Times New Roman" w:eastAsia="FangSong" w:cs="Times New Roman"/>
+        </w:rPr>
+        <w:t>题</w:t>
+      </w:r>
+      <w:r>
+        <w:rPr>
+          <w:rFonts w:hint="eastAsia" w:ascii="Times New Roman" w:hAnsi="Times New Roman" w:eastAsia="Times New Roman" w:cs="Times New Roman"/>
+        </w:rPr>
+        <w:t>-053-</w:t>
+      </w:r>
+      <w:r>
+        <w:rPr>
+          <w:rFonts w:hint="eastAsia" w:ascii="Times New Roman" w:hAnsi="Times New Roman" w:eastAsia="FangSong" w:cs="Times New Roman"/>
+        </w:rPr>
+        <w:t>上海中学</w:t>
+      </w:r>
+      <w:r>
+        <w:rPr>
+          <w:rFonts w:hint="eastAsia" w:ascii="Times New Roman" w:hAnsi="Times New Roman" w:eastAsia="Times New Roman" w:cs="Times New Roman"/>
+        </w:rPr>
+        <w:t>-</w:t>
+      </w:r>
+      <w:r>
+        <w:rPr>
+          <w:rFonts w:hint="eastAsia" w:ascii="Times New Roman" w:hAnsi="Times New Roman" w:eastAsia="FangSong" w:cs="Times New Roman"/>
+        </w:rPr>
+        <w:t>溶液和胶体</w:t>
+      </w:r>
+      <w:r>
+        <w:rPr>
+          <w:rFonts w:hint="eastAsia" w:ascii="Times New Roman" w:hAnsi="Times New Roman" w:eastAsia="Times New Roman" w:cs="Times New Roman"/>
+        </w:rPr>
+        <w:t>-</w:t>
+      </w:r>
+      <w:r>
+        <w:rPr>
+          <w:rFonts w:hint="eastAsia" w:ascii="Times New Roman" w:hAnsi="Times New Roman" w:eastAsia="FangSong" w:cs="Times New Roman"/>
+        </w:rPr>
+        <w:t>习题</w:t>
+      </w:r>
+      <w:r>
+        <w:rPr>
+          <w:rFonts w:hint="eastAsia" w:ascii="Times New Roman" w:hAnsi="Times New Roman" w:eastAsia="Times New Roman" w:cs="Times New Roman"/>
+        </w:rPr>
+        <w:t>9</w:t>
       </w:r>
     </w:p>
     <w:p>
@@ -27633,6 +28596,71 @@
     </w:p>
     <w:p>
       <w:pPr>
+        <w:pStyle w:val="BlockText"/>
+      </w:pPr>
+      <w:r>
+        <w:rPr>
+          <w:rFonts w:hint="eastAsia" w:ascii="Times New Roman" w:hAnsi="Times New Roman" w:eastAsia="FangSong" w:cs="Times New Roman"/>
+        </w:rPr>
+        <w:t>原题</w:t>
+      </w:r>
+      <w:r>
+        <w:rPr>
+          <w:rFonts w:hint="eastAsia" w:ascii="Times New Roman" w:hAnsi="Times New Roman" w:eastAsia="Times New Roman" w:cs="Times New Roman"/>
+        </w:rPr>
+        <w:t>：</w:t>
+      </w:r>
+      <w:r>
+        <w:rPr>
+          <w:rFonts w:hint="eastAsia" w:ascii="Times New Roman" w:hAnsi="Times New Roman" w:eastAsia="FangSong" w:cs="Times New Roman"/>
+        </w:rPr>
+        <w:t>题</w:t>
+      </w:r>
+      <w:r>
+        <w:rPr>
+          <w:rFonts w:hint="eastAsia" w:ascii="Times New Roman" w:hAnsi="Times New Roman" w:eastAsia="Times New Roman" w:cs="Times New Roman"/>
+        </w:rPr>
+        <w:t>-053-</w:t>
+      </w:r>
+      <w:r>
+        <w:rPr>
+          <w:rFonts w:hint="eastAsia" w:ascii="Times New Roman" w:hAnsi="Times New Roman" w:eastAsia="FangSong" w:cs="Times New Roman"/>
+        </w:rPr>
+        <w:t>上海中学</w:t>
+      </w:r>
+      <w:r>
+        <w:rPr>
+          <w:rFonts w:hint="eastAsia" w:ascii="Times New Roman" w:hAnsi="Times New Roman" w:eastAsia="Times New Roman" w:cs="Times New Roman"/>
+        </w:rPr>
+        <w:t>-</w:t>
+      </w:r>
+      <w:r>
+        <w:rPr>
+          <w:rFonts w:hint="eastAsia" w:ascii="Times New Roman" w:hAnsi="Times New Roman" w:eastAsia="FangSong" w:cs="Times New Roman"/>
+        </w:rPr>
+        <w:t>溶液和胶体</w:t>
+      </w:r>
+      <w:r>
+        <w:rPr>
+          <w:rFonts w:hint="eastAsia" w:ascii="Times New Roman" w:hAnsi="Times New Roman" w:eastAsia="Times New Roman" w:cs="Times New Roman"/>
+        </w:rPr>
+        <w:t>-</w:t>
+      </w:r>
+      <w:r>
+        <w:rPr>
+          <w:rFonts w:hint="eastAsia" w:ascii="Times New Roman" w:hAnsi="Times New Roman" w:eastAsia="FangSong" w:cs="Times New Roman"/>
+        </w:rPr>
+        <w:t>习题</w:t>
+      </w:r>
+      <w:r>
+        <w:rPr>
+          <w:rFonts w:hint="eastAsia" w:ascii="Times New Roman" w:hAnsi="Times New Roman" w:eastAsia="Times New Roman" w:cs="Times New Roman"/>
+        </w:rPr>
+        <w:t>10</w:t>
+      </w:r>
+    </w:p>
+    <w:p>
+      <w:pPr>
         <w:pStyle w:val="FirstParagraph"/>
       </w:pPr>
       <w:r>
@@ -29747,6 +30775,71 @@
           <w:rFonts w:hint="eastAsia" w:ascii="Times New Roman" w:hAnsi="Times New Roman" w:eastAsia="Times New Roman" w:cs="Times New Roman"/>
         </w:rPr>
         <w:t>]</w:t>
+      </w:r>
+    </w:p>
+    <w:p>
+      <w:pPr>
+        <w:pStyle w:val="BlockText"/>
+      </w:pPr>
+      <w:r>
+        <w:rPr>
+          <w:rFonts w:hint="eastAsia" w:ascii="Times New Roman" w:hAnsi="Times New Roman" w:eastAsia="FangSong" w:cs="Times New Roman"/>
+        </w:rPr>
+        <w:t>原题</w:t>
+      </w:r>
+      <w:r>
+        <w:rPr>
+          <w:rFonts w:hint="eastAsia" w:ascii="Times New Roman" w:hAnsi="Times New Roman" w:eastAsia="Times New Roman" w:cs="Times New Roman"/>
+        </w:rPr>
+        <w:t>：</w:t>
+      </w:r>
+      <w:r>
+        <w:rPr>
+          <w:rFonts w:hint="eastAsia" w:ascii="Times New Roman" w:hAnsi="Times New Roman" w:eastAsia="FangSong" w:cs="Times New Roman"/>
+        </w:rPr>
+        <w:t>题</w:t>
+      </w:r>
+      <w:r>
+        <w:rPr>
+          <w:rFonts w:hint="eastAsia" w:ascii="Times New Roman" w:hAnsi="Times New Roman" w:eastAsia="Times New Roman" w:cs="Times New Roman"/>
+        </w:rPr>
+        <w:t>-053-</w:t>
+      </w:r>
+      <w:r>
+        <w:rPr>
+          <w:rFonts w:hint="eastAsia" w:ascii="Times New Roman" w:hAnsi="Times New Roman" w:eastAsia="FangSong" w:cs="Times New Roman"/>
+        </w:rPr>
+        <w:t>初赛讲义</w:t>
+      </w:r>
+      <w:r>
+        <w:rPr>
+          <w:rFonts w:hint="eastAsia" w:ascii="Times New Roman" w:hAnsi="Times New Roman" w:eastAsia="Times New Roman" w:cs="Times New Roman"/>
+        </w:rPr>
+        <w:t>-</w:t>
+      </w:r>
+      <w:r>
+        <w:rPr>
+          <w:rFonts w:hint="eastAsia" w:ascii="Times New Roman" w:hAnsi="Times New Roman" w:eastAsia="FangSong" w:cs="Times New Roman"/>
+        </w:rPr>
+        <w:t>溶液与化学分析</w:t>
+      </w:r>
+      <w:r>
+        <w:rPr>
+          <w:rFonts w:hint="eastAsia" w:ascii="Times New Roman" w:hAnsi="Times New Roman" w:eastAsia="Times New Roman" w:cs="Times New Roman"/>
+        </w:rPr>
+        <w:t>-</w:t>
+      </w:r>
+      <w:r>
+        <w:rPr>
+          <w:rFonts w:hint="eastAsia" w:ascii="Times New Roman" w:hAnsi="Times New Roman" w:eastAsia="FangSong" w:cs="Times New Roman"/>
+        </w:rPr>
+        <w:t>习题</w:t>
+      </w:r>
+      <w:r>
+        <w:rPr>
+          <w:rFonts w:hint="eastAsia" w:ascii="Times New Roman" w:hAnsi="Times New Roman" w:eastAsia="Times New Roman" w:cs="Times New Roman"/>
+        </w:rPr>
+        <w:t>9.41</w:t>
       </w:r>
     </w:p>
     <w:p>
@@ -30717,6 +31810,71 @@
     </w:p>
     <w:p>
       <w:pPr>
+        <w:pStyle w:val="BlockText"/>
+      </w:pPr>
+      <w:r>
+        <w:rPr>
+          <w:rFonts w:hint="eastAsia" w:ascii="Times New Roman" w:hAnsi="Times New Roman" w:eastAsia="FangSong" w:cs="Times New Roman"/>
+        </w:rPr>
+        <w:t>原题</w:t>
+      </w:r>
+      <w:r>
+        <w:rPr>
+          <w:rFonts w:hint="eastAsia" w:ascii="Times New Roman" w:hAnsi="Times New Roman" w:eastAsia="Times New Roman" w:cs="Times New Roman"/>
+        </w:rPr>
+        <w:t>：</w:t>
+      </w:r>
+      <w:r>
+        <w:rPr>
+          <w:rFonts w:hint="eastAsia" w:ascii="Times New Roman" w:hAnsi="Times New Roman" w:eastAsia="FangSong" w:cs="Times New Roman"/>
+        </w:rPr>
+        <w:t>题</w:t>
+      </w:r>
+      <w:r>
+        <w:rPr>
+          <w:rFonts w:hint="eastAsia" w:ascii="Times New Roman" w:hAnsi="Times New Roman" w:eastAsia="Times New Roman" w:cs="Times New Roman"/>
+        </w:rPr>
+        <w:t>-</w:t>
+      </w:r>
+      <w:r>
+        <w:rPr>
+          <w:rFonts w:hint="eastAsia" w:ascii="Times New Roman" w:hAnsi="Times New Roman" w:eastAsia="FangSong" w:cs="Times New Roman"/>
+        </w:rPr>
+        <w:t>赵鑫光</w:t>
+      </w:r>
+      <w:r>
+        <w:rPr>
+          <w:rFonts w:hint="eastAsia" w:ascii="Times New Roman" w:hAnsi="Times New Roman" w:eastAsia="Times New Roman" w:cs="Times New Roman"/>
+        </w:rPr>
+        <w:t>-</w:t>
+      </w:r>
+      <w:r>
+        <w:rPr>
+          <w:rFonts w:hint="eastAsia" w:ascii="Times New Roman" w:hAnsi="Times New Roman" w:eastAsia="FangSong" w:cs="Times New Roman"/>
+        </w:rPr>
+        <w:t>基础</w:t>
+      </w:r>
+      <w:r>
+        <w:rPr>
+          <w:rFonts w:hint="eastAsia" w:ascii="Times New Roman" w:hAnsi="Times New Roman" w:eastAsia="Times New Roman" w:cs="Times New Roman"/>
+        </w:rPr>
+        <w:t>-</w:t>
+      </w:r>
+      <w:r>
+        <w:rPr>
+          <w:rFonts w:hint="eastAsia" w:ascii="Times New Roman" w:hAnsi="Times New Roman" w:eastAsia="FangSong" w:cs="Times New Roman"/>
+        </w:rPr>
+        <w:t>例</w:t>
+      </w:r>
+      <w:r>
+        <w:rPr>
+          <w:rFonts w:hint="eastAsia" w:ascii="Times New Roman" w:hAnsi="Times New Roman" w:eastAsia="Times New Roman" w:cs="Times New Roman"/>
+        </w:rPr>
+        <w:t>3</w:t>
+      </w:r>
+    </w:p>
+    <w:p>
+      <w:pPr>
         <w:pStyle w:val="FirstParagraph"/>
       </w:pPr>
       <w:r>
@@ -30978,6 +32136,71 @@
           <w:rFonts w:hint="eastAsia" w:ascii="Times New Roman" w:hAnsi="Times New Roman" w:eastAsia="Times New Roman" w:cs="Times New Roman"/>
         </w:rPr>
         <w:t>]</w:t>
+      </w:r>
+    </w:p>
+    <w:p>
+      <w:pPr>
+        <w:pStyle w:val="BlockText"/>
+      </w:pPr>
+      <w:r>
+        <w:rPr>
+          <w:rFonts w:hint="eastAsia" w:ascii="Times New Roman" w:hAnsi="Times New Roman" w:eastAsia="FangSong" w:cs="Times New Roman"/>
+        </w:rPr>
+        <w:t>原题</w:t>
+      </w:r>
+      <w:r>
+        <w:rPr>
+          <w:rFonts w:hint="eastAsia" w:ascii="Times New Roman" w:hAnsi="Times New Roman" w:eastAsia="Times New Roman" w:cs="Times New Roman"/>
+        </w:rPr>
+        <w:t>：</w:t>
+      </w:r>
+      <w:r>
+        <w:rPr>
+          <w:rFonts w:hint="eastAsia" w:ascii="Times New Roman" w:hAnsi="Times New Roman" w:eastAsia="FangSong" w:cs="Times New Roman"/>
+        </w:rPr>
+        <w:t>题</w:t>
+      </w:r>
+      <w:r>
+        <w:rPr>
+          <w:rFonts w:hint="eastAsia" w:ascii="Times New Roman" w:hAnsi="Times New Roman" w:eastAsia="Times New Roman" w:cs="Times New Roman"/>
+        </w:rPr>
+        <w:t>-</w:t>
+      </w:r>
+      <w:r>
+        <w:rPr>
+          <w:rFonts w:hint="eastAsia" w:ascii="Times New Roman" w:hAnsi="Times New Roman" w:eastAsia="FangSong" w:cs="Times New Roman"/>
+        </w:rPr>
+        <w:t>赵鑫光</w:t>
+      </w:r>
+      <w:r>
+        <w:rPr>
+          <w:rFonts w:hint="eastAsia" w:ascii="Times New Roman" w:hAnsi="Times New Roman" w:eastAsia="Times New Roman" w:cs="Times New Roman"/>
+        </w:rPr>
+        <w:t>-</w:t>
+      </w:r>
+      <w:r>
+        <w:rPr>
+          <w:rFonts w:hint="eastAsia" w:ascii="Times New Roman" w:hAnsi="Times New Roman" w:eastAsia="FangSong" w:cs="Times New Roman"/>
+        </w:rPr>
+        <w:t>基础</w:t>
+      </w:r>
+      <w:r>
+        <w:rPr>
+          <w:rFonts w:hint="eastAsia" w:ascii="Times New Roman" w:hAnsi="Times New Roman" w:eastAsia="Times New Roman" w:cs="Times New Roman"/>
+        </w:rPr>
+        <w:t>-</w:t>
+      </w:r>
+      <w:r>
+        <w:rPr>
+          <w:rFonts w:hint="eastAsia" w:ascii="Times New Roman" w:hAnsi="Times New Roman" w:eastAsia="FangSong" w:cs="Times New Roman"/>
+        </w:rPr>
+        <w:t>例</w:t>
+      </w:r>
+      <w:r>
+        <w:rPr>
+          <w:rFonts w:hint="eastAsia" w:ascii="Times New Roman" w:hAnsi="Times New Roman" w:eastAsia="Times New Roman" w:cs="Times New Roman"/>
+        </w:rPr>
+        <w:t>5</w:t>
       </w:r>
     </w:p>
     <w:p>
@@ -31336,6 +32559,71 @@
           <w:rFonts w:hint="eastAsia" w:ascii="Times New Roman" w:hAnsi="Times New Roman" w:eastAsia="Times New Roman" w:cs="Times New Roman"/>
         </w:rPr>
         <w:t>]</w:t>
+      </w:r>
+    </w:p>
+    <w:p>
+      <w:pPr>
+        <w:pStyle w:val="BlockText"/>
+      </w:pPr>
+      <w:r>
+        <w:rPr>
+          <w:rFonts w:hint="eastAsia" w:ascii="Times New Roman" w:hAnsi="Times New Roman" w:eastAsia="FangSong" w:cs="Times New Roman"/>
+        </w:rPr>
+        <w:t>原题</w:t>
+      </w:r>
+      <w:r>
+        <w:rPr>
+          <w:rFonts w:hint="eastAsia" w:ascii="Times New Roman" w:hAnsi="Times New Roman" w:eastAsia="Times New Roman" w:cs="Times New Roman"/>
+        </w:rPr>
+        <w:t>：</w:t>
+      </w:r>
+      <w:r>
+        <w:rPr>
+          <w:rFonts w:hint="eastAsia" w:ascii="Times New Roman" w:hAnsi="Times New Roman" w:eastAsia="FangSong" w:cs="Times New Roman"/>
+        </w:rPr>
+        <w:t>题</w:t>
+      </w:r>
+      <w:r>
+        <w:rPr>
+          <w:rFonts w:hint="eastAsia" w:ascii="Times New Roman" w:hAnsi="Times New Roman" w:eastAsia="Times New Roman" w:cs="Times New Roman"/>
+        </w:rPr>
+        <w:t>-</w:t>
+      </w:r>
+      <w:r>
+        <w:rPr>
+          <w:rFonts w:hint="eastAsia" w:ascii="Times New Roman" w:hAnsi="Times New Roman" w:eastAsia="FangSong" w:cs="Times New Roman"/>
+        </w:rPr>
+        <w:t>赵鑫光</w:t>
+      </w:r>
+      <w:r>
+        <w:rPr>
+          <w:rFonts w:hint="eastAsia" w:ascii="Times New Roman" w:hAnsi="Times New Roman" w:eastAsia="Times New Roman" w:cs="Times New Roman"/>
+        </w:rPr>
+        <w:t>-</w:t>
+      </w:r>
+      <w:r>
+        <w:rPr>
+          <w:rFonts w:hint="eastAsia" w:ascii="Times New Roman" w:hAnsi="Times New Roman" w:eastAsia="FangSong" w:cs="Times New Roman"/>
+        </w:rPr>
+        <w:t>基础</w:t>
+      </w:r>
+      <w:r>
+        <w:rPr>
+          <w:rFonts w:hint="eastAsia" w:ascii="Times New Roman" w:hAnsi="Times New Roman" w:eastAsia="Times New Roman" w:cs="Times New Roman"/>
+        </w:rPr>
+        <w:t>-</w:t>
+      </w:r>
+      <w:r>
+        <w:rPr>
+          <w:rFonts w:hint="eastAsia" w:ascii="Times New Roman" w:hAnsi="Times New Roman" w:eastAsia="FangSong" w:cs="Times New Roman"/>
+        </w:rPr>
+        <w:t>例</w:t>
+      </w:r>
+      <w:r>
+        <w:rPr>
+          <w:rFonts w:hint="eastAsia" w:ascii="Times New Roman" w:hAnsi="Times New Roman" w:eastAsia="Times New Roman" w:cs="Times New Roman"/>
+        </w:rPr>
+        <w:t>8</w:t>
       </w:r>
     </w:p>
     <w:p>

--- a/00-首页/题组Word/第一轮习题集/化学原理/气体与溶液习题集-学生版.docx
+++ b/00-首页/题组Word/第一轮习题集/化学原理/气体与溶液习题集-学生版.docx
@@ -983,6 +983,21 @@
     </w:p>
     <w:p>
       <w:pPr>
+        <w:spacing w:before="0" w:after="0"/>
+      </w:pPr>
+    </w:p>
+    <w:p>
+      <w:pPr>
+        <w:spacing w:before="0" w:after="0"/>
+      </w:pPr>
+    </w:p>
+    <w:p>
+      <w:pPr>
+        <w:spacing w:before="0" w:after="0"/>
+      </w:pPr>
+    </w:p>
+    <w:p>
+      <w:pPr>
         <w:spacing w:before="160" w:after="80"/>
       </w:pPr>
       <w:r>
@@ -1304,6 +1319,21 @@
     </w:p>
     <w:p>
       <w:pPr>
+        <w:spacing w:before="0" w:after="0"/>
+      </w:pPr>
+    </w:p>
+    <w:p>
+      <w:pPr>
+        <w:spacing w:before="0" w:after="0"/>
+      </w:pPr>
+    </w:p>
+    <w:p>
+      <w:pPr>
+        <w:spacing w:before="0" w:after="0"/>
+      </w:pPr>
+    </w:p>
+    <w:p>
+      <w:pPr>
         <w:spacing w:before="160" w:after="80"/>
       </w:pPr>
       <w:r>
@@ -1576,6 +1606,21 @@
     </w:p>
     <w:p>
       <w:pPr>
+        <w:spacing w:before="0" w:after="0"/>
+      </w:pPr>
+    </w:p>
+    <w:p>
+      <w:pPr>
+        <w:spacing w:before="0" w:after="0"/>
+      </w:pPr>
+    </w:p>
+    <w:p>
+      <w:pPr>
+        <w:spacing w:before="0" w:after="0"/>
+      </w:pPr>
+    </w:p>
+    <w:p>
+      <w:pPr>
         <w:spacing w:before="160" w:after="80"/>
       </w:pPr>
       <w:r>
@@ -2074,6 +2119,21 @@
     </w:p>
     <w:p>
       <w:pPr>
+        <w:spacing w:before="0" w:after="0"/>
+      </w:pPr>
+    </w:p>
+    <w:p>
+      <w:pPr>
+        <w:spacing w:before="0" w:after="0"/>
+      </w:pPr>
+    </w:p>
+    <w:p>
+      <w:pPr>
+        <w:spacing w:before="0" w:after="0"/>
+      </w:pPr>
+    </w:p>
+    <w:p>
+      <w:pPr>
         <w:spacing w:before="160" w:after="80"/>
       </w:pPr>
       <w:r>
@@ -2476,6 +2536,31 @@
     </w:p>
     <w:p>
       <w:pPr>
+        <w:spacing w:before="0" w:after="0"/>
+      </w:pPr>
+    </w:p>
+    <w:p>
+      <w:pPr>
+        <w:spacing w:before="0" w:after="0"/>
+      </w:pPr>
+    </w:p>
+    <w:p>
+      <w:pPr>
+        <w:spacing w:before="0" w:after="0"/>
+      </w:pPr>
+    </w:p>
+    <w:p>
+      <w:pPr>
+        <w:spacing w:before="0" w:after="0"/>
+      </w:pPr>
+    </w:p>
+    <w:p>
+      <w:pPr>
+        <w:spacing w:before="0" w:after="0"/>
+      </w:pPr>
+    </w:p>
+    <w:p>
+      <w:pPr>
         <w:spacing w:before="160" w:after="80"/>
       </w:pPr>
       <w:r>
@@ -2745,6 +2830,21 @@
         </w:rPr>
         <w:t>？</w:t>
       </w:r>
+    </w:p>
+    <w:p>
+      <w:pPr>
+        <w:spacing w:before="0" w:after="0"/>
+      </w:pPr>
+    </w:p>
+    <w:p>
+      <w:pPr>
+        <w:spacing w:before="0" w:after="0"/>
+      </w:pPr>
+    </w:p>
+    <w:p>
+      <w:pPr>
+        <w:spacing w:before="0" w:after="0"/>
+      </w:pPr>
     </w:p>
     <w:p>
       <w:pPr>
@@ -3104,6 +3204,21 @@
     </w:p>
     <w:p>
       <w:pPr>
+        <w:spacing w:before="0" w:after="0"/>
+      </w:pPr>
+    </w:p>
+    <w:p>
+      <w:pPr>
+        <w:spacing w:before="0" w:after="0"/>
+      </w:pPr>
+    </w:p>
+    <w:p>
+      <w:pPr>
+        <w:spacing w:before="0" w:after="0"/>
+      </w:pPr>
+    </w:p>
+    <w:p>
+      <w:pPr>
         <w:spacing w:before="160" w:after="80"/>
       </w:pPr>
       <w:r>
@@ -3324,6 +3439,21 @@
         </w:rPr>
         <w:t>？</w:t>
       </w:r>
+    </w:p>
+    <w:p>
+      <w:pPr>
+        <w:spacing w:before="0" w:after="0"/>
+      </w:pPr>
+    </w:p>
+    <w:p>
+      <w:pPr>
+        <w:spacing w:before="0" w:after="0"/>
+      </w:pPr>
+    </w:p>
+    <w:p>
+      <w:pPr>
+        <w:spacing w:before="0" w:after="0"/>
+      </w:pPr>
     </w:p>
     <w:p>
       <w:pPr>
@@ -3622,6 +3752,31 @@
         </w:rPr>
         <w:t>。</w:t>
       </w:r>
+    </w:p>
+    <w:p>
+      <w:pPr>
+        <w:spacing w:before="0" w:after="0"/>
+      </w:pPr>
+    </w:p>
+    <w:p>
+      <w:pPr>
+        <w:spacing w:before="0" w:after="0"/>
+      </w:pPr>
+    </w:p>
+    <w:p>
+      <w:pPr>
+        <w:spacing w:before="0" w:after="0"/>
+      </w:pPr>
+    </w:p>
+    <w:p>
+      <w:pPr>
+        <w:spacing w:before="0" w:after="0"/>
+      </w:pPr>
+    </w:p>
+    <w:p>
+      <w:pPr>
+        <w:spacing w:before="0" w:after="0"/>
+      </w:pPr>
     </w:p>
     <w:p>
       <w:pPr>
@@ -3962,6 +4117,31 @@
     </w:p>
     <w:p>
       <w:pPr>
+        <w:spacing w:before="0" w:after="0"/>
+      </w:pPr>
+    </w:p>
+    <w:p>
+      <w:pPr>
+        <w:spacing w:before="0" w:after="0"/>
+      </w:pPr>
+    </w:p>
+    <w:p>
+      <w:pPr>
+        <w:spacing w:before="0" w:after="0"/>
+      </w:pPr>
+    </w:p>
+    <w:p>
+      <w:pPr>
+        <w:spacing w:before="0" w:after="0"/>
+      </w:pPr>
+    </w:p>
+    <w:p>
+      <w:pPr>
+        <w:spacing w:before="0" w:after="0"/>
+      </w:pPr>
+    </w:p>
+    <w:p>
+      <w:pPr>
         <w:spacing w:before="160" w:after="80"/>
       </w:pPr>
       <w:r>
@@ -4345,6 +4525,31 @@
         </w:rPr>
         <w:t xml:space="preserve"> (N)。</w:t>
       </w:r>
+    </w:p>
+    <w:p>
+      <w:pPr>
+        <w:spacing w:before="0" w:after="0"/>
+      </w:pPr>
+    </w:p>
+    <w:p>
+      <w:pPr>
+        <w:spacing w:before="0" w:after="0"/>
+      </w:pPr>
+    </w:p>
+    <w:p>
+      <w:pPr>
+        <w:spacing w:before="0" w:after="0"/>
+      </w:pPr>
+    </w:p>
+    <w:p>
+      <w:pPr>
+        <w:spacing w:before="0" w:after="0"/>
+      </w:pPr>
+    </w:p>
+    <w:p>
+      <w:pPr>
+        <w:spacing w:before="0" w:after="0"/>
+      </w:pPr>
     </w:p>
     <w:p>
       <w:pPr>
@@ -4714,6 +4919,31 @@
     </w:p>
     <w:p>
       <w:pPr>
+        <w:spacing w:before="0" w:after="0"/>
+      </w:pPr>
+    </w:p>
+    <w:p>
+      <w:pPr>
+        <w:spacing w:before="0" w:after="0"/>
+      </w:pPr>
+    </w:p>
+    <w:p>
+      <w:pPr>
+        <w:spacing w:before="0" w:after="0"/>
+      </w:pPr>
+    </w:p>
+    <w:p>
+      <w:pPr>
+        <w:spacing w:before="0" w:after="0"/>
+      </w:pPr>
+    </w:p>
+    <w:p>
+      <w:pPr>
+        <w:spacing w:before="0" w:after="0"/>
+      </w:pPr>
+    </w:p>
+    <w:p>
+      <w:pPr>
         <w:spacing w:before="160" w:after="80"/>
       </w:pPr>
       <w:r>
@@ -5052,6 +5282,31 @@
         </w:rPr>
         <w:t>。</w:t>
       </w:r>
+    </w:p>
+    <w:p>
+      <w:pPr>
+        <w:spacing w:before="0" w:after="0"/>
+      </w:pPr>
+    </w:p>
+    <w:p>
+      <w:pPr>
+        <w:spacing w:before="0" w:after="0"/>
+      </w:pPr>
+    </w:p>
+    <w:p>
+      <w:pPr>
+        <w:spacing w:before="0" w:after="0"/>
+      </w:pPr>
+    </w:p>
+    <w:p>
+      <w:pPr>
+        <w:spacing w:before="0" w:after="0"/>
+      </w:pPr>
+    </w:p>
+    <w:p>
+      <w:pPr>
+        <w:spacing w:before="0" w:after="0"/>
+      </w:pPr>
     </w:p>
     <w:p>
       <w:pPr>
@@ -5806,6 +6061,31 @@
         </w:rPr>
         <w:t xml:space="preserve">。</w:t>
       </w:r>
+    </w:p>
+    <w:p>
+      <w:pPr>
+        <w:spacing w:before="0" w:after="0"/>
+      </w:pPr>
+    </w:p>
+    <w:p>
+      <w:pPr>
+        <w:spacing w:before="0" w:after="0"/>
+      </w:pPr>
+    </w:p>
+    <w:p>
+      <w:pPr>
+        <w:spacing w:before="0" w:after="0"/>
+      </w:pPr>
+    </w:p>
+    <w:p>
+      <w:pPr>
+        <w:spacing w:before="0" w:after="0"/>
+      </w:pPr>
+    </w:p>
+    <w:p>
+      <w:pPr>
+        <w:spacing w:before="0" w:after="0"/>
+      </w:pPr>
     </w:p>
     <w:p>
       <w:pPr>
@@ -6808,6 +7088,21 @@
     </w:p>
     <w:p>
       <w:pPr>
+        <w:spacing w:before="0" w:after="0"/>
+      </w:pPr>
+    </w:p>
+    <w:p>
+      <w:pPr>
+        <w:spacing w:before="0" w:after="0"/>
+      </w:pPr>
+    </w:p>
+    <w:p>
+      <w:pPr>
+        <w:spacing w:before="0" w:after="0"/>
+      </w:pPr>
+    </w:p>
+    <w:p>
+      <w:pPr>
         <w:spacing w:before="160" w:after="80"/>
       </w:pPr>
       <w:r>
@@ -7123,6 +7418,21 @@
     </w:p>
     <w:p>
       <w:pPr>
+        <w:spacing w:before="0" w:after="0"/>
+      </w:pPr>
+    </w:p>
+    <w:p>
+      <w:pPr>
+        <w:spacing w:before="0" w:after="0"/>
+      </w:pPr>
+    </w:p>
+    <w:p>
+      <w:pPr>
+        <w:spacing w:before="0" w:after="0"/>
+      </w:pPr>
+    </w:p>
+    <w:p>
+      <w:pPr>
         <w:spacing w:before="160" w:after="80"/>
       </w:pPr>
       <w:r>
@@ -7594,6 +7904,31 @@
     </w:p>
     <w:p>
       <w:pPr>
+        <w:spacing w:before="0" w:after="0"/>
+      </w:pPr>
+    </w:p>
+    <w:p>
+      <w:pPr>
+        <w:spacing w:before="0" w:after="0"/>
+      </w:pPr>
+    </w:p>
+    <w:p>
+      <w:pPr>
+        <w:spacing w:before="0" w:after="0"/>
+      </w:pPr>
+    </w:p>
+    <w:p>
+      <w:pPr>
+        <w:spacing w:before="0" w:after="0"/>
+      </w:pPr>
+    </w:p>
+    <w:p>
+      <w:pPr>
+        <w:spacing w:before="0" w:after="0"/>
+      </w:pPr>
+    </w:p>
+    <w:p>
+      <w:pPr>
         <w:spacing w:before="160" w:after="80"/>
       </w:pPr>
       <w:r>
@@ -8047,6 +8382,31 @@
     </w:p>
     <w:p>
       <w:pPr>
+        <w:spacing w:before="0" w:after="0"/>
+      </w:pPr>
+    </w:p>
+    <w:p>
+      <w:pPr>
+        <w:spacing w:before="0" w:after="0"/>
+      </w:pPr>
+    </w:p>
+    <w:p>
+      <w:pPr>
+        <w:spacing w:before="0" w:after="0"/>
+      </w:pPr>
+    </w:p>
+    <w:p>
+      <w:pPr>
+        <w:spacing w:before="0" w:after="0"/>
+      </w:pPr>
+    </w:p>
+    <w:p>
+      <w:pPr>
+        <w:spacing w:before="0" w:after="0"/>
+      </w:pPr>
+    </w:p>
+    <w:p>
+      <w:pPr>
         <w:spacing w:before="160" w:after="80"/>
       </w:pPr>
       <w:r>
@@ -8503,6 +8863,21 @@
     </w:p>
     <w:p>
       <w:pPr>
+        <w:spacing w:before="0" w:after="0"/>
+      </w:pPr>
+    </w:p>
+    <w:p>
+      <w:pPr>
+        <w:spacing w:before="0" w:after="0"/>
+      </w:pPr>
+    </w:p>
+    <w:p>
+      <w:pPr>
+        <w:spacing w:before="0" w:after="0"/>
+      </w:pPr>
+    </w:p>
+    <w:p>
+      <w:pPr>
         <w:spacing w:before="160" w:after="80"/>
       </w:pPr>
       <w:r>
@@ -8862,6 +9237,21 @@
     </w:p>
     <w:p>
       <w:pPr>
+        <w:spacing w:before="0" w:after="0"/>
+      </w:pPr>
+    </w:p>
+    <w:p>
+      <w:pPr>
+        <w:spacing w:before="0" w:after="0"/>
+      </w:pPr>
+    </w:p>
+    <w:p>
+      <w:pPr>
+        <w:spacing w:before="0" w:after="0"/>
+      </w:pPr>
+    </w:p>
+    <w:p>
+      <w:pPr>
         <w:spacing w:before="160" w:after="80"/>
       </w:pPr>
       <w:r>
@@ -9140,6 +9530,21 @@
     </w:p>
     <w:p>
       <w:pPr>
+        <w:spacing w:before="0" w:after="0"/>
+      </w:pPr>
+    </w:p>
+    <w:p>
+      <w:pPr>
+        <w:spacing w:before="0" w:after="0"/>
+      </w:pPr>
+    </w:p>
+    <w:p>
+      <w:pPr>
+        <w:spacing w:before="0" w:after="0"/>
+      </w:pPr>
+    </w:p>
+    <w:p>
+      <w:pPr>
         <w:spacing w:before="160" w:after="80"/>
       </w:pPr>
       <w:r>
@@ -9394,6 +9799,31 @@
         </w:rPr>
         <w:t>。</w:t>
       </w:r>
+    </w:p>
+    <w:p>
+      <w:pPr>
+        <w:spacing w:before="0" w:after="0"/>
+      </w:pPr>
+    </w:p>
+    <w:p>
+      <w:pPr>
+        <w:spacing w:before="0" w:after="0"/>
+      </w:pPr>
+    </w:p>
+    <w:p>
+      <w:pPr>
+        <w:spacing w:before="0" w:after="0"/>
+      </w:pPr>
+    </w:p>
+    <w:p>
+      <w:pPr>
+        <w:spacing w:before="0" w:after="0"/>
+      </w:pPr>
+    </w:p>
+    <w:p>
+      <w:pPr>
+        <w:spacing w:before="0" w:after="0"/>
+      </w:pPr>
     </w:p>
     <w:p>
       <w:pPr>
@@ -9811,6 +10241,31 @@
     </w:p>
     <w:p>
       <w:pPr>
+        <w:spacing w:before="0" w:after="0"/>
+      </w:pPr>
+    </w:p>
+    <w:p>
+      <w:pPr>
+        <w:spacing w:before="0" w:after="0"/>
+      </w:pPr>
+    </w:p>
+    <w:p>
+      <w:pPr>
+        <w:spacing w:before="0" w:after="0"/>
+      </w:pPr>
+    </w:p>
+    <w:p>
+      <w:pPr>
+        <w:spacing w:before="0" w:after="0"/>
+      </w:pPr>
+    </w:p>
+    <w:p>
+      <w:pPr>
+        <w:spacing w:before="0" w:after="0"/>
+      </w:pPr>
+    </w:p>
+    <w:p>
+      <w:pPr>
         <w:spacing w:before="160" w:after="80"/>
       </w:pPr>
       <w:r>
@@ -10094,6 +10549,31 @@
     </w:p>
     <w:p>
       <w:pPr>
+        <w:spacing w:before="0" w:after="0"/>
+      </w:pPr>
+    </w:p>
+    <w:p>
+      <w:pPr>
+        <w:spacing w:before="0" w:after="0"/>
+      </w:pPr>
+    </w:p>
+    <w:p>
+      <w:pPr>
+        <w:spacing w:before="0" w:after="0"/>
+      </w:pPr>
+    </w:p>
+    <w:p>
+      <w:pPr>
+        <w:spacing w:before="0" w:after="0"/>
+      </w:pPr>
+    </w:p>
+    <w:p>
+      <w:pPr>
+        <w:spacing w:before="0" w:after="0"/>
+      </w:pPr>
+    </w:p>
+    <w:p>
+      <w:pPr>
         <w:spacing w:before="160" w:after="80"/>
       </w:pPr>
       <w:r>
@@ -10548,6 +11028,21 @@
         </w:rPr>
         <w:t>。</w:t>
       </w:r>
+    </w:p>
+    <w:p>
+      <w:pPr>
+        <w:spacing w:before="0" w:after="0"/>
+      </w:pPr>
+    </w:p>
+    <w:p>
+      <w:pPr>
+        <w:spacing w:before="0" w:after="0"/>
+      </w:pPr>
+    </w:p>
+    <w:p>
+      <w:pPr>
+        <w:spacing w:before="0" w:after="0"/>
+      </w:pPr>
     </w:p>
     <w:p>
       <w:pPr>
@@ -11016,6 +11511,31 @@
     </w:p>
     <w:p>
       <w:pPr>
+        <w:spacing w:before="0" w:after="0"/>
+      </w:pPr>
+    </w:p>
+    <w:p>
+      <w:pPr>
+        <w:spacing w:before="0" w:after="0"/>
+      </w:pPr>
+    </w:p>
+    <w:p>
+      <w:pPr>
+        <w:spacing w:before="0" w:after="0"/>
+      </w:pPr>
+    </w:p>
+    <w:p>
+      <w:pPr>
+        <w:spacing w:before="0" w:after="0"/>
+      </w:pPr>
+    </w:p>
+    <w:p>
+      <w:pPr>
+        <w:spacing w:before="0" w:after="0"/>
+      </w:pPr>
+    </w:p>
+    <w:p>
+      <w:pPr>
         <w:spacing w:before="160" w:after="80"/>
       </w:pPr>
       <w:r>
@@ -11356,6 +11876,31 @@
     </w:p>
     <w:p>
       <w:pPr>
+        <w:spacing w:before="0" w:after="0"/>
+      </w:pPr>
+    </w:p>
+    <w:p>
+      <w:pPr>
+        <w:spacing w:before="0" w:after="0"/>
+      </w:pPr>
+    </w:p>
+    <w:p>
+      <w:pPr>
+        <w:spacing w:before="0" w:after="0"/>
+      </w:pPr>
+    </w:p>
+    <w:p>
+      <w:pPr>
+        <w:spacing w:before="0" w:after="0"/>
+      </w:pPr>
+    </w:p>
+    <w:p>
+      <w:pPr>
+        <w:spacing w:before="0" w:after="0"/>
+      </w:pPr>
+    </w:p>
+    <w:p>
+      <w:pPr>
         <w:spacing w:before="160" w:after="80"/>
       </w:pPr>
       <w:r>
@@ -12080,6 +12625,31 @@
         </w:rPr>
         <w:t>。</w:t>
       </w:r>
+    </w:p>
+    <w:p>
+      <w:pPr>
+        <w:spacing w:before="0" w:after="0"/>
+      </w:pPr>
+    </w:p>
+    <w:p>
+      <w:pPr>
+        <w:spacing w:before="0" w:after="0"/>
+      </w:pPr>
+    </w:p>
+    <w:p>
+      <w:pPr>
+        <w:spacing w:before="0" w:after="0"/>
+      </w:pPr>
+    </w:p>
+    <w:p>
+      <w:pPr>
+        <w:spacing w:before="0" w:after="0"/>
+      </w:pPr>
+    </w:p>
+    <w:p>
+      <w:pPr>
+        <w:spacing w:before="0" w:after="0"/>
+      </w:pPr>
     </w:p>
     <w:p>
       <w:pPr>
@@ -12432,6 +13002,31 @@
     </w:p>
     <w:p>
       <w:pPr>
+        <w:spacing w:before="0" w:after="0"/>
+      </w:pPr>
+    </w:p>
+    <w:p>
+      <w:pPr>
+        <w:spacing w:before="0" w:after="0"/>
+      </w:pPr>
+    </w:p>
+    <w:p>
+      <w:pPr>
+        <w:spacing w:before="0" w:after="0"/>
+      </w:pPr>
+    </w:p>
+    <w:p>
+      <w:pPr>
+        <w:spacing w:before="0" w:after="0"/>
+      </w:pPr>
+    </w:p>
+    <w:p>
+      <w:pPr>
+        <w:spacing w:before="0" w:after="0"/>
+      </w:pPr>
+    </w:p>
+    <w:p>
+      <w:pPr>
         <w:spacing w:before="160" w:after="80"/>
       </w:pPr>
       <w:r>
@@ -12987,6 +13582,31 @@
     </w:p>
     <w:p>
       <w:pPr>
+        <w:spacing w:before="0" w:after="0"/>
+      </w:pPr>
+    </w:p>
+    <w:p>
+      <w:pPr>
+        <w:spacing w:before="0" w:after="0"/>
+      </w:pPr>
+    </w:p>
+    <w:p>
+      <w:pPr>
+        <w:spacing w:before="0" w:after="0"/>
+      </w:pPr>
+    </w:p>
+    <w:p>
+      <w:pPr>
+        <w:spacing w:before="0" w:after="0"/>
+      </w:pPr>
+    </w:p>
+    <w:p>
+      <w:pPr>
+        <w:spacing w:before="0" w:after="0"/>
+      </w:pPr>
+    </w:p>
+    <w:p>
+      <w:pPr>
         <w:spacing w:before="160" w:after="80"/>
       </w:pPr>
       <w:r>
@@ -13929,6 +14549,31 @@
         </w:rPr>
         <w:t>？</w:t>
       </w:r>
+    </w:p>
+    <w:p>
+      <w:pPr>
+        <w:spacing w:before="0" w:after="0"/>
+      </w:pPr>
+    </w:p>
+    <w:p>
+      <w:pPr>
+        <w:spacing w:before="0" w:after="0"/>
+      </w:pPr>
+    </w:p>
+    <w:p>
+      <w:pPr>
+        <w:spacing w:before="0" w:after="0"/>
+      </w:pPr>
+    </w:p>
+    <w:p>
+      <w:pPr>
+        <w:spacing w:before="0" w:after="0"/>
+      </w:pPr>
+    </w:p>
+    <w:p>
+      <w:pPr>
+        <w:spacing w:before="0" w:after="0"/>
+      </w:pPr>
     </w:p>
     <w:p>
       <w:pPr>
@@ -14593,6 +15238,31 @@
         </w:rPr>
         <w:t>？</w:t>
       </w:r>
+    </w:p>
+    <w:p>
+      <w:pPr>
+        <w:spacing w:before="0" w:after="0"/>
+      </w:pPr>
+    </w:p>
+    <w:p>
+      <w:pPr>
+        <w:spacing w:before="0" w:after="0"/>
+      </w:pPr>
+    </w:p>
+    <w:p>
+      <w:pPr>
+        <w:spacing w:before="0" w:after="0"/>
+      </w:pPr>
+    </w:p>
+    <w:p>
+      <w:pPr>
+        <w:spacing w:before="0" w:after="0"/>
+      </w:pPr>
+    </w:p>
+    <w:p>
+      <w:pPr>
+        <w:spacing w:before="0" w:after="0"/>
+      </w:pPr>
     </w:p>
     <w:p>
       <w:pPr>
@@ -15155,6 +15825,31 @@
     </w:p>
     <w:p>
       <w:pPr>
+        <w:spacing w:before="0" w:after="0"/>
+      </w:pPr>
+    </w:p>
+    <w:p>
+      <w:pPr>
+        <w:spacing w:before="0" w:after="0"/>
+      </w:pPr>
+    </w:p>
+    <w:p>
+      <w:pPr>
+        <w:spacing w:before="0" w:after="0"/>
+      </w:pPr>
+    </w:p>
+    <w:p>
+      <w:pPr>
+        <w:spacing w:before="0" w:after="0"/>
+      </w:pPr>
+    </w:p>
+    <w:p>
+      <w:pPr>
+        <w:spacing w:before="0" w:after="0"/>
+      </w:pPr>
+    </w:p>
+    <w:p>
+      <w:pPr>
         <w:spacing w:before="160" w:after="80"/>
       </w:pPr>
       <w:r>
@@ -15496,6 +16191,31 @@
     </w:p>
     <w:p>
       <w:pPr>
+        <w:spacing w:before="0" w:after="0"/>
+      </w:pPr>
+    </w:p>
+    <w:p>
+      <w:pPr>
+        <w:spacing w:before="0" w:after="0"/>
+      </w:pPr>
+    </w:p>
+    <w:p>
+      <w:pPr>
+        <w:spacing w:before="0" w:after="0"/>
+      </w:pPr>
+    </w:p>
+    <w:p>
+      <w:pPr>
+        <w:spacing w:before="0" w:after="0"/>
+      </w:pPr>
+    </w:p>
+    <w:p>
+      <w:pPr>
+        <w:spacing w:before="0" w:after="0"/>
+      </w:pPr>
+    </w:p>
+    <w:p>
+      <w:pPr>
         <w:spacing w:before="160" w:after="80"/>
       </w:pPr>
       <w:r>
@@ -15718,6 +16438,31 @@
     </w:p>
     <w:p>
       <w:pPr>
+        <w:spacing w:before="0" w:after="0"/>
+      </w:pPr>
+    </w:p>
+    <w:p>
+      <w:pPr>
+        <w:spacing w:before="0" w:after="0"/>
+      </w:pPr>
+    </w:p>
+    <w:p>
+      <w:pPr>
+        <w:spacing w:before="0" w:after="0"/>
+      </w:pPr>
+    </w:p>
+    <w:p>
+      <w:pPr>
+        <w:spacing w:before="0" w:after="0"/>
+      </w:pPr>
+    </w:p>
+    <w:p>
+      <w:pPr>
+        <w:spacing w:before="0" w:after="0"/>
+      </w:pPr>
+    </w:p>
+    <w:p>
+      <w:pPr>
         <w:spacing w:before="160" w:after="80"/>
       </w:pPr>
       <w:r>
@@ -16031,6 +16776,31 @@
         </w:rPr>
         <w:t>）</w:t>
       </w:r>
+    </w:p>
+    <w:p>
+      <w:pPr>
+        <w:spacing w:before="0" w:after="0"/>
+      </w:pPr>
+    </w:p>
+    <w:p>
+      <w:pPr>
+        <w:spacing w:before="0" w:after="0"/>
+      </w:pPr>
+    </w:p>
+    <w:p>
+      <w:pPr>
+        <w:spacing w:before="0" w:after="0"/>
+      </w:pPr>
+    </w:p>
+    <w:p>
+      <w:pPr>
+        <w:spacing w:before="0" w:after="0"/>
+      </w:pPr>
+    </w:p>
+    <w:p>
+      <w:pPr>
+        <w:spacing w:before="0" w:after="0"/>
+      </w:pPr>
     </w:p>
     <w:p>
       <w:pPr>
@@ -16472,6 +17242,31 @@
     </w:p>
     <w:p>
       <w:pPr>
+        <w:spacing w:before="0" w:after="0"/>
+      </w:pPr>
+    </w:p>
+    <w:p>
+      <w:pPr>
+        <w:spacing w:before="0" w:after="0"/>
+      </w:pPr>
+    </w:p>
+    <w:p>
+      <w:pPr>
+        <w:spacing w:before="0" w:after="0"/>
+      </w:pPr>
+    </w:p>
+    <w:p>
+      <w:pPr>
+        <w:spacing w:before="0" w:after="0"/>
+      </w:pPr>
+    </w:p>
+    <w:p>
+      <w:pPr>
+        <w:spacing w:before="0" w:after="0"/>
+      </w:pPr>
+    </w:p>
+    <w:p>
+      <w:pPr>
         <w:spacing w:before="160" w:after="80"/>
       </w:pPr>
       <w:r>
@@ -17291,6 +18086,31 @@
     </w:p>
     <w:p>
       <w:pPr>
+        <w:spacing w:before="0" w:after="0"/>
+      </w:pPr>
+    </w:p>
+    <w:p>
+      <w:pPr>
+        <w:spacing w:before="0" w:after="0"/>
+      </w:pPr>
+    </w:p>
+    <w:p>
+      <w:pPr>
+        <w:spacing w:before="0" w:after="0"/>
+      </w:pPr>
+    </w:p>
+    <w:p>
+      <w:pPr>
+        <w:spacing w:before="0" w:after="0"/>
+      </w:pPr>
+    </w:p>
+    <w:p>
+      <w:pPr>
+        <w:spacing w:before="0" w:after="0"/>
+      </w:pPr>
+    </w:p>
+    <w:p>
+      <w:pPr>
         <w:spacing w:before="160" w:after="80"/>
       </w:pPr>
       <w:r>
@@ -17551,6 +18371,31 @@
         </w:rPr>
         <w:t>。</w:t>
       </w:r>
+    </w:p>
+    <w:p>
+      <w:pPr>
+        <w:spacing w:before="0" w:after="0"/>
+      </w:pPr>
+    </w:p>
+    <w:p>
+      <w:pPr>
+        <w:spacing w:before="0" w:after="0"/>
+      </w:pPr>
+    </w:p>
+    <w:p>
+      <w:pPr>
+        <w:spacing w:before="0" w:after="0"/>
+      </w:pPr>
+    </w:p>
+    <w:p>
+      <w:pPr>
+        <w:spacing w:before="0" w:after="0"/>
+      </w:pPr>
+    </w:p>
+    <w:p>
+      <w:pPr>
+        <w:spacing w:before="0" w:after="0"/>
+      </w:pPr>
     </w:p>
     <w:p>
       <w:pPr>
@@ -18028,6 +18873,31 @@
     </w:p>
     <w:p>
       <w:pPr>
+        <w:spacing w:before="0" w:after="0"/>
+      </w:pPr>
+    </w:p>
+    <w:p>
+      <w:pPr>
+        <w:spacing w:before="0" w:after="0"/>
+      </w:pPr>
+    </w:p>
+    <w:p>
+      <w:pPr>
+        <w:spacing w:before="0" w:after="0"/>
+      </w:pPr>
+    </w:p>
+    <w:p>
+      <w:pPr>
+        <w:spacing w:before="0" w:after="0"/>
+      </w:pPr>
+    </w:p>
+    <w:p>
+      <w:pPr>
+        <w:spacing w:before="0" w:after="0"/>
+      </w:pPr>
+    </w:p>
+    <w:p>
+      <w:pPr>
         <w:spacing w:before="160" w:after="80"/>
       </w:pPr>
       <w:r>
@@ -18655,6 +19525,46 @@
     </w:p>
     <w:p>
       <w:pPr>
+        <w:spacing w:before="0" w:after="0"/>
+      </w:pPr>
+    </w:p>
+    <w:p>
+      <w:pPr>
+        <w:spacing w:before="0" w:after="0"/>
+      </w:pPr>
+    </w:p>
+    <w:p>
+      <w:pPr>
+        <w:spacing w:before="0" w:after="0"/>
+      </w:pPr>
+    </w:p>
+    <w:p>
+      <w:pPr>
+        <w:spacing w:before="0" w:after="0"/>
+      </w:pPr>
+    </w:p>
+    <w:p>
+      <w:pPr>
+        <w:spacing w:before="0" w:after="0"/>
+      </w:pPr>
+    </w:p>
+    <w:p>
+      <w:pPr>
+        <w:spacing w:before="0" w:after="0"/>
+      </w:pPr>
+    </w:p>
+    <w:p>
+      <w:pPr>
+        <w:spacing w:before="0" w:after="0"/>
+      </w:pPr>
+    </w:p>
+    <w:p>
+      <w:pPr>
+        <w:spacing w:before="0" w:after="0"/>
+      </w:pPr>
+    </w:p>
+    <w:p>
+      <w:pPr>
         <w:spacing w:before="160" w:after="80"/>
       </w:pPr>
       <w:r>
@@ -18992,6 +19902,31 @@
     </w:p>
     <w:p>
       <w:pPr>
+        <w:spacing w:before="0" w:after="0"/>
+      </w:pPr>
+    </w:p>
+    <w:p>
+      <w:pPr>
+        <w:spacing w:before="0" w:after="0"/>
+      </w:pPr>
+    </w:p>
+    <w:p>
+      <w:pPr>
+        <w:spacing w:before="0" w:after="0"/>
+      </w:pPr>
+    </w:p>
+    <w:p>
+      <w:pPr>
+        <w:spacing w:before="0" w:after="0"/>
+      </w:pPr>
+    </w:p>
+    <w:p>
+      <w:pPr>
+        <w:spacing w:before="0" w:after="0"/>
+      </w:pPr>
+    </w:p>
+    <w:p>
+      <w:pPr>
         <w:spacing w:before="160" w:after="80"/>
       </w:pPr>
       <w:r>
@@ -19184,6 +20119,21 @@
     </w:p>
     <w:p>
       <w:pPr>
+        <w:spacing w:before="0" w:after="0"/>
+      </w:pPr>
+    </w:p>
+    <w:p>
+      <w:pPr>
+        <w:spacing w:before="0" w:after="0"/>
+      </w:pPr>
+    </w:p>
+    <w:p>
+      <w:pPr>
+        <w:spacing w:before="0" w:after="0"/>
+      </w:pPr>
+    </w:p>
+    <w:p>
+      <w:pPr>
         <w:spacing w:before="160" w:after="80"/>
       </w:pPr>
       <w:r>
@@ -19337,6 +20287,21 @@
         </w:rPr>
         <w:t>。</w:t>
       </w:r>
+    </w:p>
+    <w:p>
+      <w:pPr>
+        <w:spacing w:before="0" w:after="0"/>
+      </w:pPr>
+    </w:p>
+    <w:p>
+      <w:pPr>
+        <w:spacing w:before="0" w:after="0"/>
+      </w:pPr>
+    </w:p>
+    <w:p>
+      <w:pPr>
+        <w:spacing w:before="0" w:after="0"/>
+      </w:pPr>
     </w:p>
     <w:p>
       <w:pPr>
@@ -19644,6 +20609,21 @@
     </w:p>
     <w:p>
       <w:pPr>
+        <w:spacing w:before="0" w:after="0"/>
+      </w:pPr>
+    </w:p>
+    <w:p>
+      <w:pPr>
+        <w:spacing w:before="0" w:after="0"/>
+      </w:pPr>
+    </w:p>
+    <w:p>
+      <w:pPr>
+        <w:spacing w:before="0" w:after="0"/>
+      </w:pPr>
+    </w:p>
+    <w:p>
+      <w:pPr>
         <w:spacing w:before="160" w:after="80"/>
       </w:pPr>
       <w:r>
@@ -20032,6 +21012,31 @@
         </w:rPr>
         <w:t>。</w:t>
       </w:r>
+    </w:p>
+    <w:p>
+      <w:pPr>
+        <w:spacing w:before="0" w:after="0"/>
+      </w:pPr>
+    </w:p>
+    <w:p>
+      <w:pPr>
+        <w:spacing w:before="0" w:after="0"/>
+      </w:pPr>
+    </w:p>
+    <w:p>
+      <w:pPr>
+        <w:spacing w:before="0" w:after="0"/>
+      </w:pPr>
+    </w:p>
+    <w:p>
+      <w:pPr>
+        <w:spacing w:before="0" w:after="0"/>
+      </w:pPr>
+    </w:p>
+    <w:p>
+      <w:pPr>
+        <w:spacing w:before="0" w:after="0"/>
+      </w:pPr>
     </w:p>
     <w:p>
       <w:pPr>
@@ -20709,6 +21714,31 @@
     </w:p>
     <w:p>
       <w:pPr>
+        <w:spacing w:before="0" w:after="0"/>
+      </w:pPr>
+    </w:p>
+    <w:p>
+      <w:pPr>
+        <w:spacing w:before="0" w:after="0"/>
+      </w:pPr>
+    </w:p>
+    <w:p>
+      <w:pPr>
+        <w:spacing w:before="0" w:after="0"/>
+      </w:pPr>
+    </w:p>
+    <w:p>
+      <w:pPr>
+        <w:spacing w:before="0" w:after="0"/>
+      </w:pPr>
+    </w:p>
+    <w:p>
+      <w:pPr>
+        <w:spacing w:before="0" w:after="0"/>
+      </w:pPr>
+    </w:p>
+    <w:p>
+      <w:pPr>
         <w:spacing w:before="160" w:after="80"/>
       </w:pPr>
       <w:r>
@@ -21076,6 +22106,31 @@
         </w:rPr>
         <w:t>。</w:t>
       </w:r>
+    </w:p>
+    <w:p>
+      <w:pPr>
+        <w:spacing w:before="0" w:after="0"/>
+      </w:pPr>
+    </w:p>
+    <w:p>
+      <w:pPr>
+        <w:spacing w:before="0" w:after="0"/>
+      </w:pPr>
+    </w:p>
+    <w:p>
+      <w:pPr>
+        <w:spacing w:before="0" w:after="0"/>
+      </w:pPr>
+    </w:p>
+    <w:p>
+      <w:pPr>
+        <w:spacing w:before="0" w:after="0"/>
+      </w:pPr>
+    </w:p>
+    <w:p>
+      <w:pPr>
+        <w:spacing w:before="0" w:after="0"/>
+      </w:pPr>
     </w:p>
     <w:p>
       <w:pPr>
@@ -21727,6 +22782,31 @@
         </w:rPr>
         <w:t>。</w:t>
       </w:r>
+    </w:p>
+    <w:p>
+      <w:pPr>
+        <w:spacing w:before="0" w:after="0"/>
+      </w:pPr>
+    </w:p>
+    <w:p>
+      <w:pPr>
+        <w:spacing w:before="0" w:after="0"/>
+      </w:pPr>
+    </w:p>
+    <w:p>
+      <w:pPr>
+        <w:spacing w:before="0" w:after="0"/>
+      </w:pPr>
+    </w:p>
+    <w:p>
+      <w:pPr>
+        <w:spacing w:before="0" w:after="0"/>
+      </w:pPr>
+    </w:p>
+    <w:p>
+      <w:pPr>
+        <w:spacing w:before="0" w:after="0"/>
+      </w:pPr>
     </w:p>
     <w:p>
       <w:pPr>
@@ -22876,6 +23956,46 @@
     </w:p>
     <w:p>
       <w:pPr>
+        <w:spacing w:before="0" w:after="0"/>
+      </w:pPr>
+    </w:p>
+    <w:p>
+      <w:pPr>
+        <w:spacing w:before="0" w:after="0"/>
+      </w:pPr>
+    </w:p>
+    <w:p>
+      <w:pPr>
+        <w:spacing w:before="0" w:after="0"/>
+      </w:pPr>
+    </w:p>
+    <w:p>
+      <w:pPr>
+        <w:spacing w:before="0" w:after="0"/>
+      </w:pPr>
+    </w:p>
+    <w:p>
+      <w:pPr>
+        <w:spacing w:before="0" w:after="0"/>
+      </w:pPr>
+    </w:p>
+    <w:p>
+      <w:pPr>
+        <w:spacing w:before="0" w:after="0"/>
+      </w:pPr>
+    </w:p>
+    <w:p>
+      <w:pPr>
+        <w:spacing w:before="0" w:after="0"/>
+      </w:pPr>
+    </w:p>
+    <w:p>
+      <w:pPr>
+        <w:spacing w:before="0" w:after="0"/>
+      </w:pPr>
+    </w:p>
+    <w:p>
+      <w:pPr>
         <w:spacing w:before="160" w:after="80"/>
       </w:pPr>
       <w:r>
@@ -24115,6 +25235,31 @@
     </w:p>
     <w:p>
       <w:pPr>
+        <w:spacing w:before="0" w:after="0"/>
+      </w:pPr>
+    </w:p>
+    <w:p>
+      <w:pPr>
+        <w:spacing w:before="0" w:after="0"/>
+      </w:pPr>
+    </w:p>
+    <w:p>
+      <w:pPr>
+        <w:spacing w:before="0" w:after="0"/>
+      </w:pPr>
+    </w:p>
+    <w:p>
+      <w:pPr>
+        <w:spacing w:before="0" w:after="0"/>
+      </w:pPr>
+    </w:p>
+    <w:p>
+      <w:pPr>
+        <w:spacing w:before="0" w:after="0"/>
+      </w:pPr>
+    </w:p>
+    <w:p>
+      <w:pPr>
         <w:spacing w:before="160" w:after="80"/>
       </w:pPr>
       <w:r>
@@ -25045,6 +26190,46 @@
         </w:rPr>
         <w:t xml:space="preserve"> 8.20。</w:t>
       </w:r>
+    </w:p>
+    <w:p>
+      <w:pPr>
+        <w:spacing w:before="0" w:after="0"/>
+      </w:pPr>
+    </w:p>
+    <w:p>
+      <w:pPr>
+        <w:spacing w:before="0" w:after="0"/>
+      </w:pPr>
+    </w:p>
+    <w:p>
+      <w:pPr>
+        <w:spacing w:before="0" w:after="0"/>
+      </w:pPr>
+    </w:p>
+    <w:p>
+      <w:pPr>
+        <w:spacing w:before="0" w:after="0"/>
+      </w:pPr>
+    </w:p>
+    <w:p>
+      <w:pPr>
+        <w:spacing w:before="0" w:after="0"/>
+      </w:pPr>
+    </w:p>
+    <w:p>
+      <w:pPr>
+        <w:spacing w:before="0" w:after="0"/>
+      </w:pPr>
+    </w:p>
+    <w:p>
+      <w:pPr>
+        <w:spacing w:before="0" w:after="0"/>
+      </w:pPr>
+    </w:p>
+    <w:p>
+      <w:pPr>
+        <w:spacing w:before="0" w:after="0"/>
+      </w:pPr>
     </w:p>
     <w:p>
       <w:pPr>
@@ -26653,6 +27838,46 @@
     </w:p>
     <w:p>
       <w:pPr>
+        <w:spacing w:before="0" w:after="0"/>
+      </w:pPr>
+    </w:p>
+    <w:p>
+      <w:pPr>
+        <w:spacing w:before="0" w:after="0"/>
+      </w:pPr>
+    </w:p>
+    <w:p>
+      <w:pPr>
+        <w:spacing w:before="0" w:after="0"/>
+      </w:pPr>
+    </w:p>
+    <w:p>
+      <w:pPr>
+        <w:spacing w:before="0" w:after="0"/>
+      </w:pPr>
+    </w:p>
+    <w:p>
+      <w:pPr>
+        <w:spacing w:before="0" w:after="0"/>
+      </w:pPr>
+    </w:p>
+    <w:p>
+      <w:pPr>
+        <w:spacing w:before="0" w:after="0"/>
+      </w:pPr>
+    </w:p>
+    <w:p>
+      <w:pPr>
+        <w:spacing w:before="0" w:after="0"/>
+      </w:pPr>
+    </w:p>
+    <w:p>
+      <w:pPr>
+        <w:spacing w:before="0" w:after="0"/>
+      </w:pPr>
+    </w:p>
+    <w:p>
+      <w:pPr>
         <w:spacing w:before="160" w:after="80"/>
       </w:pPr>
       <w:r>
@@ -26933,6 +28158,31 @@
     </w:p>
     <w:p>
       <w:pPr>
+        <w:spacing w:before="0" w:after="0"/>
+      </w:pPr>
+    </w:p>
+    <w:p>
+      <w:pPr>
+        <w:spacing w:before="0" w:after="0"/>
+      </w:pPr>
+    </w:p>
+    <w:p>
+      <w:pPr>
+        <w:spacing w:before="0" w:after="0"/>
+      </w:pPr>
+    </w:p>
+    <w:p>
+      <w:pPr>
+        <w:spacing w:before="0" w:after="0"/>
+      </w:pPr>
+    </w:p>
+    <w:p>
+      <w:pPr>
+        <w:spacing w:before="0" w:after="0"/>
+      </w:pPr>
+    </w:p>
+    <w:p>
+      <w:pPr>
         <w:spacing w:before="160" w:after="80"/>
       </w:pPr>
       <w:r>
@@ -27295,6 +28545,31 @@
         </w:rPr>
         <w:t>。</w:t>
       </w:r>
+    </w:p>
+    <w:p>
+      <w:pPr>
+        <w:spacing w:before="0" w:after="0"/>
+      </w:pPr>
+    </w:p>
+    <w:p>
+      <w:pPr>
+        <w:spacing w:before="0" w:after="0"/>
+      </w:pPr>
+    </w:p>
+    <w:p>
+      <w:pPr>
+        <w:spacing w:before="0" w:after="0"/>
+      </w:pPr>
+    </w:p>
+    <w:p>
+      <w:pPr>
+        <w:spacing w:before="0" w:after="0"/>
+      </w:pPr>
+    </w:p>
+    <w:p>
+      <w:pPr>
+        <w:spacing w:before="0" w:after="0"/>
+      </w:pPr>
     </w:p>
     <w:p>
       <w:pPr>
@@ -27681,6 +28956,31 @@
     </w:p>
     <w:p>
       <w:pPr>
+        <w:spacing w:before="0" w:after="0"/>
+      </w:pPr>
+    </w:p>
+    <w:p>
+      <w:pPr>
+        <w:spacing w:before="0" w:after="0"/>
+      </w:pPr>
+    </w:p>
+    <w:p>
+      <w:pPr>
+        <w:spacing w:before="0" w:after="0"/>
+      </w:pPr>
+    </w:p>
+    <w:p>
+      <w:pPr>
+        <w:spacing w:before="0" w:after="0"/>
+      </w:pPr>
+    </w:p>
+    <w:p>
+      <w:pPr>
+        <w:spacing w:before="0" w:after="0"/>
+      </w:pPr>
+    </w:p>
+    <w:p>
+      <w:pPr>
         <w:spacing w:before="160" w:after="80"/>
       </w:pPr>
       <w:r>
@@ -27985,6 +29285,31 @@
         </w:rPr>
         <w:t>？</w:t>
       </w:r>
+    </w:p>
+    <w:p>
+      <w:pPr>
+        <w:spacing w:before="0" w:after="0"/>
+      </w:pPr>
+    </w:p>
+    <w:p>
+      <w:pPr>
+        <w:spacing w:before="0" w:after="0"/>
+      </w:pPr>
+    </w:p>
+    <w:p>
+      <w:pPr>
+        <w:spacing w:before="0" w:after="0"/>
+      </w:pPr>
+    </w:p>
+    <w:p>
+      <w:pPr>
+        <w:spacing w:before="0" w:after="0"/>
+      </w:pPr>
+    </w:p>
+    <w:p>
+      <w:pPr>
+        <w:spacing w:before="0" w:after="0"/>
+      </w:pPr>
     </w:p>
     <w:p>
       <w:pPr>
@@ -28536,6 +29861,31 @@
     </w:p>
     <w:p>
       <w:pPr>
+        <w:spacing w:before="0" w:after="0"/>
+      </w:pPr>
+    </w:p>
+    <w:p>
+      <w:pPr>
+        <w:spacing w:before="0" w:after="0"/>
+      </w:pPr>
+    </w:p>
+    <w:p>
+      <w:pPr>
+        <w:spacing w:before="0" w:after="0"/>
+      </w:pPr>
+    </w:p>
+    <w:p>
+      <w:pPr>
+        <w:spacing w:before="0" w:after="0"/>
+      </w:pPr>
+    </w:p>
+    <w:p>
+      <w:pPr>
+        <w:spacing w:before="0" w:after="0"/>
+      </w:pPr>
+    </w:p>
+    <w:p>
+      <w:pPr>
         <w:spacing w:before="160" w:after="80"/>
       </w:pPr>
       <w:r>
@@ -29814,6 +31164,46 @@
     </w:p>
     <w:p>
       <w:pPr>
+        <w:spacing w:before="0" w:after="0"/>
+      </w:pPr>
+    </w:p>
+    <w:p>
+      <w:pPr>
+        <w:spacing w:before="0" w:after="0"/>
+      </w:pPr>
+    </w:p>
+    <w:p>
+      <w:pPr>
+        <w:spacing w:before="0" w:after="0"/>
+      </w:pPr>
+    </w:p>
+    <w:p>
+      <w:pPr>
+        <w:spacing w:before="0" w:after="0"/>
+      </w:pPr>
+    </w:p>
+    <w:p>
+      <w:pPr>
+        <w:spacing w:before="0" w:after="0"/>
+      </w:pPr>
+    </w:p>
+    <w:p>
+      <w:pPr>
+        <w:spacing w:before="0" w:after="0"/>
+      </w:pPr>
+    </w:p>
+    <w:p>
+      <w:pPr>
+        <w:spacing w:before="0" w:after="0"/>
+      </w:pPr>
+    </w:p>
+    <w:p>
+      <w:pPr>
+        <w:spacing w:before="0" w:after="0"/>
+      </w:pPr>
+    </w:p>
+    <w:p>
+      <w:pPr>
         <w:spacing w:before="160" w:after="80"/>
       </w:pPr>
       <w:r>
@@ -30716,6 +32106,46 @@
         </w:rPr>
         <w:t xml:space="preserve">。</w:t>
       </w:r>
+    </w:p>
+    <w:p>
+      <w:pPr>
+        <w:spacing w:before="0" w:after="0"/>
+      </w:pPr>
+    </w:p>
+    <w:p>
+      <w:pPr>
+        <w:spacing w:before="0" w:after="0"/>
+      </w:pPr>
+    </w:p>
+    <w:p>
+      <w:pPr>
+        <w:spacing w:before="0" w:after="0"/>
+      </w:pPr>
+    </w:p>
+    <w:p>
+      <w:pPr>
+        <w:spacing w:before="0" w:after="0"/>
+      </w:pPr>
+    </w:p>
+    <w:p>
+      <w:pPr>
+        <w:spacing w:before="0" w:after="0"/>
+      </w:pPr>
+    </w:p>
+    <w:p>
+      <w:pPr>
+        <w:spacing w:before="0" w:after="0"/>
+      </w:pPr>
+    </w:p>
+    <w:p>
+      <w:pPr>
+        <w:spacing w:before="0" w:after="0"/>
+      </w:pPr>
+    </w:p>
+    <w:p>
+      <w:pPr>
+        <w:spacing w:before="0" w:after="0"/>
+      </w:pPr>
     </w:p>
     <w:p>
       <w:pPr>
@@ -31389,6 +32819,46 @@
     </w:p>
     <w:p>
       <w:pPr>
+        <w:spacing w:before="0" w:after="0"/>
+      </w:pPr>
+    </w:p>
+    <w:p>
+      <w:pPr>
+        <w:spacing w:before="0" w:after="0"/>
+      </w:pPr>
+    </w:p>
+    <w:p>
+      <w:pPr>
+        <w:spacing w:before="0" w:after="0"/>
+      </w:pPr>
+    </w:p>
+    <w:p>
+      <w:pPr>
+        <w:spacing w:before="0" w:after="0"/>
+      </w:pPr>
+    </w:p>
+    <w:p>
+      <w:pPr>
+        <w:spacing w:before="0" w:after="0"/>
+      </w:pPr>
+    </w:p>
+    <w:p>
+      <w:pPr>
+        <w:spacing w:before="0" w:after="0"/>
+      </w:pPr>
+    </w:p>
+    <w:p>
+      <w:pPr>
+        <w:spacing w:before="0" w:after="0"/>
+      </w:pPr>
+    </w:p>
+    <w:p>
+      <w:pPr>
+        <w:spacing w:before="0" w:after="0"/>
+      </w:pPr>
+    </w:p>
+    <w:p>
+      <w:pPr>
         <w:spacing w:before="160" w:after="80"/>
       </w:pPr>
       <w:r>
@@ -31748,6 +33218,31 @@
         </w:rPr>
         <w:t>。</w:t>
       </w:r>
+    </w:p>
+    <w:p>
+      <w:pPr>
+        <w:spacing w:before="0" w:after="0"/>
+      </w:pPr>
+    </w:p>
+    <w:p>
+      <w:pPr>
+        <w:spacing w:before="0" w:after="0"/>
+      </w:pPr>
+    </w:p>
+    <w:p>
+      <w:pPr>
+        <w:spacing w:before="0" w:after="0"/>
+      </w:pPr>
+    </w:p>
+    <w:p>
+      <w:pPr>
+        <w:spacing w:before="0" w:after="0"/>
+      </w:pPr>
+    </w:p>
+    <w:p>
+      <w:pPr>
+        <w:spacing w:before="0" w:after="0"/>
+      </w:pPr>
     </w:p>
     <w:p>
       <w:pPr>
@@ -32077,6 +33572,31 @@
         </w:rPr>
         <w:t>）？</w:t>
       </w:r>
+    </w:p>
+    <w:p>
+      <w:pPr>
+        <w:spacing w:before="0" w:after="0"/>
+      </w:pPr>
+    </w:p>
+    <w:p>
+      <w:pPr>
+        <w:spacing w:before="0" w:after="0"/>
+      </w:pPr>
+    </w:p>
+    <w:p>
+      <w:pPr>
+        <w:spacing w:before="0" w:after="0"/>
+      </w:pPr>
+    </w:p>
+    <w:p>
+      <w:pPr>
+        <w:spacing w:before="0" w:after="0"/>
+      </w:pPr>
+    </w:p>
+    <w:p>
+      <w:pPr>
+        <w:spacing w:before="0" w:after="0"/>
+      </w:pPr>
     </w:p>
     <w:p>
       <w:pPr>
@@ -32503,6 +34023,31 @@
     </w:p>
     <w:p>
       <w:pPr>
+        <w:spacing w:before="0" w:after="0"/>
+      </w:pPr>
+    </w:p>
+    <w:p>
+      <w:pPr>
+        <w:spacing w:before="0" w:after="0"/>
+      </w:pPr>
+    </w:p>
+    <w:p>
+      <w:pPr>
+        <w:spacing w:before="0" w:after="0"/>
+      </w:pPr>
+    </w:p>
+    <w:p>
+      <w:pPr>
+        <w:spacing w:before="0" w:after="0"/>
+      </w:pPr>
+    </w:p>
+    <w:p>
+      <w:pPr>
+        <w:spacing w:before="0" w:after="0"/>
+      </w:pPr>
+    </w:p>
+    <w:p>
+      <w:pPr>
         <w:spacing w:before="160" w:after="80"/>
       </w:pPr>
       <w:r>
@@ -32815,6 +34360,31 @@
         </w:rPr>
         <w:t xml:space="preserve">）</w:t>
       </w:r>
+    </w:p>
+    <w:p>
+      <w:pPr>
+        <w:spacing w:before="0" w:after="0"/>
+      </w:pPr>
+    </w:p>
+    <w:p>
+      <w:pPr>
+        <w:spacing w:before="0" w:after="0"/>
+      </w:pPr>
+    </w:p>
+    <w:p>
+      <w:pPr>
+        <w:spacing w:before="0" w:after="0"/>
+      </w:pPr>
+    </w:p>
+    <w:p>
+      <w:pPr>
+        <w:spacing w:before="0" w:after="0"/>
+      </w:pPr>
+    </w:p>
+    <w:p>
+      <w:pPr>
+        <w:spacing w:before="0" w:after="0"/>
+      </w:pPr>
     </w:p>
     <w:p>
       <w:pPr>
@@ -33196,6 +34766,31 @@
         </w:rPr>
         <w:t xml:space="preserve">。</w:t>
       </w:r>
+    </w:p>
+    <w:p>
+      <w:pPr>
+        <w:spacing w:before="0" w:after="0"/>
+      </w:pPr>
+    </w:p>
+    <w:p>
+      <w:pPr>
+        <w:spacing w:before="0" w:after="0"/>
+      </w:pPr>
+    </w:p>
+    <w:p>
+      <w:pPr>
+        <w:spacing w:before="0" w:after="0"/>
+      </w:pPr>
+    </w:p>
+    <w:p>
+      <w:pPr>
+        <w:spacing w:before="0" w:after="0"/>
+      </w:pPr>
+    </w:p>
+    <w:p>
+      <w:pPr>
+        <w:spacing w:before="0" w:after="0"/>
+      </w:pPr>
     </w:p>
     <w:p>
       <w:pPr>

--- a/00-首页/题组Word/第一轮习题集/化学原理/气体与溶液习题集-学生版.docx
+++ b/00-首页/题组Word/第一轮习题集/化学原理/气体与溶液习题集-学生版.docx
@@ -791,7 +791,7 @@
           </m:e>
           <m:sup>
             <m:r>
-              <m:t>​</m:t>
+              <m:t xml:space="preserve"> </m:t>
             </m:r>
           </m:sup>
         </m:sSup>
@@ -1144,7 +1144,7 @@
           </m:e>
           <m:sup>
             <m:r>
-              <m:t>​</m:t>
+              <m:t xml:space="preserve"> </m:t>
             </m:r>
           </m:sup>
         </m:sSup>
@@ -1559,7 +1559,7 @@
           </m:e>
           <m:sup>
             <m:r>
-              <m:t>​</m:t>
+              <m:t xml:space="preserve"> </m:t>
             </m:r>
           </m:sup>
         </m:sSup>
@@ -1767,7 +1767,7 @@
           </m:e>
           <m:sup>
             <m:r>
-              <m:t>​</m:t>
+              <m:t xml:space="preserve"> </m:t>
             </m:r>
           </m:sup>
         </m:sSup>
@@ -2008,7 +2008,7 @@
           </m:e>
           <m:sup>
             <m:r>
-              <m:t>​</m:t>
+              <m:t xml:space="preserve"> </m:t>
             </m:r>
           </m:sup>
         </m:sSup>
@@ -2262,7 +2262,7 @@
           </m:e>
           <m:sup>
             <m:r>
-              <m:t>​</m:t>
+              <m:t xml:space="preserve"> </m:t>
             </m:r>
           </m:sup>
         </m:sSup>
@@ -3175,7 +3175,7 @@
           </m:e>
           <m:sup>
             <m:r>
-              <m:t>​</m:t>
+              <m:t xml:space="preserve"> </m:t>
             </m:r>
           </m:sup>
         </m:sSup>
@@ -3410,7 +3410,7 @@
           </m:e>
           <m:sup>
             <m:r>
-              <m:t>​</m:t>
+              <m:t xml:space="preserve"> </m:t>
             </m:r>
           </m:sup>
         </m:sSup>
@@ -9016,7 +9016,7 @@
           </m:e>
           <m:sup>
             <m:r>
-              <m:t>​</m:t>
+              <m:t xml:space="preserve"> </m:t>
             </m:r>
           </m:sup>
         </m:sSup>
@@ -9493,7 +9493,7 @@
         <m:sSup>
           <m:e>
             <m:r>
-              <m:t>​</m:t>
+              <m:t xml:space="preserve"> </m:t>
             </m:r>
           </m:e>
           <m:sup>
@@ -10863,7 +10863,7 @@
           </m:e>
           <m:sup>
             <m:r>
-              <m:t>​</m:t>
+              <m:t xml:space="preserve"> </m:t>
             </m:r>
           </m:sup>
         </m:sSup>
@@ -11002,7 +11002,7 @@
           </m:e>
           <m:sup>
             <m:r>
-              <m:t>​</m:t>
+              <m:t xml:space="preserve"> </m:t>
             </m:r>
           </m:sup>
         </m:sSup>
@@ -33813,12 +33813,12 @@
         <m:sSup>
           <m:e>
             <m:r>
-              <m:t>​</m:t>
+              <m:t xml:space="preserve"> </m:t>
             </m:r>
           </m:e>
           <m:sup>
             <m:r>
-              <m:t>​</m:t>
+              <m:t xml:space="preserve"> </m:t>
             </m:r>
           </m:sup>
         </m:sSup>
@@ -33877,12 +33877,12 @@
         <m:sSup>
           <m:e>
             <m:r>
-              <m:t>​</m:t>
+              <m:t xml:space="preserve"> </m:t>
             </m:r>
           </m:e>
           <m:sup>
             <m:r>
-              <m:t>​</m:t>
+              <m:t xml:space="preserve"> </m:t>
             </m:r>
           </m:sup>
         </m:sSup>
@@ -34235,12 +34235,12 @@
         <m:sSup>
           <m:e>
             <m:r>
-              <m:t>​</m:t>
+              <m:t xml:space="preserve"> </m:t>
             </m:r>
           </m:e>
           <m:sup>
             <m:r>
-              <m:t>​</m:t>
+              <m:t xml:space="preserve"> </m:t>
             </m:r>
           </m:sup>
         </m:sSup>

--- a/00-首页/题组Word/第一轮习题集/化学原理/气体与溶液习题集-学生版.docx
+++ b/00-首页/题组Word/第一轮习题集/化学原理/气体与溶液习题集-学生版.docx
@@ -68,6 +68,14 @@
         <w:tblStyle w:val="Table"/>
         <w:tblW w:type="pct" w:w="5000"/>
         <w:tblLayout w:type="fixed"/>
+        <w:tblBorders>
+          <w:top w:val="single" w:sz="12" w:space="0" w:color="000000"/>
+          <w:left w:val="none" w:sz="0" w:space="0" w:color="auto"/>
+          <w:bottom w:val="single" w:sz="12" w:space="0" w:color="000000"/>
+          <w:right w:val="none" w:sz="0" w:space="0" w:color="auto"/>
+          <w:insideH w:val="none" w:sz="0" w:space="0" w:color="auto"/>
+          <w:insideV w:val="none" w:sz="0" w:space="0" w:color="auto"/>
+        </w:tblBorders>
         <w:tblLook w:firstRow="1" w:lastRow="0" w:firstColumn="0" w:lastColumn="0" w:noHBand="0" w:noVBand="0" w:val="0020"/>
       </w:tblPr>
       <w:tblGrid>
@@ -81,7 +89,11 @@
           <w:tblHeader w:val="on"/>
         </w:trPr>
         <w:tc>
-          <w:tcPr/>
+          <w:tcPr>
+            <w:tcBorders>
+              <w:bottom w:val="single" w:sz="8" w:space="0" w:color="000000"/>
+            </w:tcBorders>
+          </w:tcPr>
           <w:p>
             <w:pPr>
               <w:pStyle w:val="Compact"/>
@@ -97,7 +109,11 @@
           </w:p>
         </w:tc>
         <w:tc>
-          <w:tcPr/>
+          <w:tcPr>
+            <w:tcBorders>
+              <w:bottom w:val="single" w:sz="8" w:space="0" w:color="000000"/>
+            </w:tcBorders>
+          </w:tcPr>
           <w:p>
             <w:pPr>
               <w:pStyle w:val="Compact"/>
@@ -113,7 +129,11 @@
           </w:p>
         </w:tc>
         <w:tc>
-          <w:tcPr/>
+          <w:tcPr>
+            <w:tcBorders>
+              <w:bottom w:val="single" w:sz="8" w:space="0" w:color="000000"/>
+            </w:tcBorders>
+          </w:tcPr>
           <w:p>
             <w:pPr>
               <w:pStyle w:val="Compact"/>
@@ -129,7 +149,11 @@
           </w:p>
         </w:tc>
         <w:tc>
-          <w:tcPr/>
+          <w:tcPr>
+            <w:tcBorders>
+              <w:bottom w:val="single" w:sz="8" w:space="0" w:color="000000"/>
+            </w:tcBorders>
+          </w:tcPr>
           <w:p>
             <w:pPr>
               <w:pStyle w:val="Compact"/>
@@ -12840,6 +12864,14 @@
       <w:tblPr>
         <w:tblStyle w:val="Table"/>
         <w:tblW w:type="auto" w:w="0"/>
+        <w:tblBorders>
+          <w:top w:val="single" w:sz="12" w:space="0" w:color="000000"/>
+          <w:left w:val="none" w:sz="0" w:space="0" w:color="auto"/>
+          <w:bottom w:val="single" w:sz="12" w:space="0" w:color="000000"/>
+          <w:right w:val="none" w:sz="0" w:space="0" w:color="auto"/>
+          <w:insideH w:val="none" w:sz="0" w:space="0" w:color="auto"/>
+          <w:insideV w:val="none" w:sz="0" w:space="0" w:color="auto"/>
+        </w:tblBorders>
         <w:tblLook w:firstRow="1" w:lastRow="0" w:firstColumn="0" w:lastColumn="0" w:noHBand="0" w:noVBand="0" w:val="0020"/>
       </w:tblPr>
       <w:tblGrid>
@@ -12852,7 +12884,11 @@
           <w:tblHeader w:val="on"/>
         </w:trPr>
         <w:tc>
-          <w:tcPr/>
+          <w:tcPr>
+            <w:tcBorders>
+              <w:bottom w:val="single" w:sz="8" w:space="0" w:color="000000"/>
+            </w:tcBorders>
+          </w:tcPr>
           <w:p>
             <w:pPr>
               <w:pStyle w:val="Compact"/>
@@ -12873,7 +12909,11 @@
           </w:p>
         </w:tc>
         <w:tc>
-          <w:tcPr/>
+          <w:tcPr>
+            <w:tcBorders>
+              <w:bottom w:val="single" w:sz="8" w:space="0" w:color="000000"/>
+            </w:tcBorders>
+          </w:tcPr>
           <w:p>
             <w:pPr>
               <w:pStyle w:val="Compact"/>
@@ -12889,7 +12929,11 @@
           </w:p>
         </w:tc>
         <w:tc>
-          <w:tcPr/>
+          <w:tcPr>
+            <w:tcBorders>
+              <w:bottom w:val="single" w:sz="8" w:space="0" w:color="000000"/>
+            </w:tcBorders>
+          </w:tcPr>
           <w:p>
             <w:pPr>
               <w:pStyle w:val="Compact"/>
@@ -14948,6 +14992,14 @@
       <w:tblPr>
         <w:tblStyle w:val="Table"/>
         <w:tblW w:type="auto" w:w="0"/>
+        <w:tblBorders>
+          <w:top w:val="single" w:sz="12" w:space="0" w:color="000000"/>
+          <w:left w:val="none" w:sz="0" w:space="0" w:color="auto"/>
+          <w:bottom w:val="single" w:sz="12" w:space="0" w:color="000000"/>
+          <w:right w:val="none" w:sz="0" w:space="0" w:color="auto"/>
+          <w:insideH w:val="none" w:sz="0" w:space="0" w:color="auto"/>
+          <w:insideV w:val="none" w:sz="0" w:space="0" w:color="auto"/>
+        </w:tblBorders>
         <w:tblLook w:firstRow="1" w:lastRow="0" w:firstColumn="0" w:lastColumn="0" w:noHBand="0" w:noVBand="0" w:val="0020"/>
       </w:tblPr>
       <w:tblGrid>
@@ -14961,7 +15013,11 @@
           <w:tblHeader w:val="on"/>
         </w:trPr>
         <w:tc>
-          <w:tcPr/>
+          <w:tcPr>
+            <w:tcBorders>
+              <w:bottom w:val="single" w:sz="8" w:space="0" w:color="000000"/>
+            </w:tcBorders>
+          </w:tcPr>
           <w:p>
             <w:pPr>
               <w:pStyle w:val="Compact"/>
@@ -15015,7 +15071,11 @@
           </w:p>
         </w:tc>
         <w:tc>
-          <w:tcPr/>
+          <w:tcPr>
+            <w:tcBorders>
+              <w:bottom w:val="single" w:sz="8" w:space="0" w:color="000000"/>
+            </w:tcBorders>
+          </w:tcPr>
           <w:p>
             <w:pPr>
               <w:pStyle w:val="Compact"/>
@@ -15031,7 +15091,11 @@
           </w:p>
         </w:tc>
         <w:tc>
-          <w:tcPr/>
+          <w:tcPr>
+            <w:tcBorders>
+              <w:bottom w:val="single" w:sz="8" w:space="0" w:color="000000"/>
+            </w:tcBorders>
+          </w:tcPr>
           <w:p>
             <w:pPr>
               <w:pStyle w:val="Compact"/>
@@ -15047,7 +15111,11 @@
           </w:p>
         </w:tc>
         <w:tc>
-          <w:tcPr/>
+          <w:tcPr>
+            <w:tcBorders>
+              <w:bottom w:val="single" w:sz="8" w:space="0" w:color="000000"/>
+            </w:tcBorders>
+          </w:tcPr>
           <w:p>
             <w:pPr>
               <w:pStyle w:val="Compact"/>
@@ -15449,6 +15517,14 @@
       <w:tblPr>
         <w:tblStyle w:val="Table"/>
         <w:tblW w:type="auto" w:w="0"/>
+        <w:tblBorders>
+          <w:top w:val="single" w:sz="12" w:space="0" w:color="000000"/>
+          <w:left w:val="none" w:sz="0" w:space="0" w:color="auto"/>
+          <w:bottom w:val="single" w:sz="12" w:space="0" w:color="000000"/>
+          <w:right w:val="none" w:sz="0" w:space="0" w:color="auto"/>
+          <w:insideH w:val="none" w:sz="0" w:space="0" w:color="auto"/>
+          <w:insideV w:val="none" w:sz="0" w:space="0" w:color="auto"/>
+        </w:tblBorders>
         <w:tblLook w:firstRow="1" w:lastRow="0" w:firstColumn="0" w:lastColumn="0" w:noHBand="0" w:noVBand="0" w:val="0020"/>
       </w:tblPr>
       <w:tblGrid>
@@ -15463,7 +15539,11 @@
           <w:tblHeader w:val="on"/>
         </w:trPr>
         <w:tc>
-          <w:tcPr/>
+          <w:tcPr>
+            <w:tcBorders>
+              <w:bottom w:val="single" w:sz="8" w:space="0" w:color="000000"/>
+            </w:tcBorders>
+          </w:tcPr>
           <w:p>
             <w:pPr>
               <w:pStyle w:val="Compact"/>
@@ -15472,7 +15552,11 @@
           </w:p>
         </w:tc>
         <w:tc>
-          <w:tcPr/>
+          <w:tcPr>
+            <w:tcBorders>
+              <w:bottom w:val="single" w:sz="8" w:space="0" w:color="000000"/>
+            </w:tcBorders>
+          </w:tcPr>
           <w:p>
             <w:pPr>
               <w:pStyle w:val="Compact"/>
@@ -15496,7 +15580,11 @@
           </w:p>
         </w:tc>
         <w:tc>
-          <w:tcPr/>
+          <w:tcPr>
+            <w:tcBorders>
+              <w:bottom w:val="single" w:sz="8" w:space="0" w:color="000000"/>
+            </w:tcBorders>
+          </w:tcPr>
           <w:p>
             <w:pPr>
               <w:pStyle w:val="Compact"/>
@@ -15520,7 +15608,11 @@
           </w:p>
         </w:tc>
         <w:tc>
-          <w:tcPr/>
+          <w:tcPr>
+            <w:tcBorders>
+              <w:bottom w:val="single" w:sz="8" w:space="0" w:color="000000"/>
+            </w:tcBorders>
+          </w:tcPr>
           <w:p>
             <w:pPr>
               <w:pStyle w:val="Compact"/>
@@ -15536,7 +15628,11 @@
           </w:p>
         </w:tc>
         <w:tc>
-          <w:tcPr/>
+          <w:tcPr>
+            <w:tcBorders>
+              <w:bottom w:val="single" w:sz="8" w:space="0" w:color="000000"/>
+            </w:tcBorders>
+          </w:tcPr>
           <w:p>
             <w:pPr>
               <w:pStyle w:val="Compact"/>
@@ -18606,6 +18702,14 @@
       <w:tblPr>
         <w:tblStyle w:val="Table"/>
         <w:tblW w:type="auto" w:w="0"/>
+        <w:tblBorders>
+          <w:top w:val="single" w:sz="12" w:space="0" w:color="000000"/>
+          <w:left w:val="none" w:sz="0" w:space="0" w:color="auto"/>
+          <w:bottom w:val="single" w:sz="12" w:space="0" w:color="000000"/>
+          <w:right w:val="none" w:sz="0" w:space="0" w:color="auto"/>
+          <w:insideH w:val="none" w:sz="0" w:space="0" w:color="auto"/>
+          <w:insideV w:val="none" w:sz="0" w:space="0" w:color="auto"/>
+        </w:tblBorders>
         <w:tblLook w:firstRow="1" w:lastRow="0" w:firstColumn="0" w:lastColumn="0" w:noHBand="0" w:noVBand="0" w:val="0020"/>
       </w:tblPr>
       <w:tblGrid>
@@ -18619,7 +18723,11 @@
           <w:tblHeader w:val="on"/>
         </w:trPr>
         <w:tc>
-          <w:tcPr/>
+          <w:tcPr>
+            <w:tcBorders>
+              <w:bottom w:val="single" w:sz="8" w:space="0" w:color="000000"/>
+            </w:tcBorders>
+          </w:tcPr>
           <w:p>
             <w:pPr>
               <w:pStyle w:val="Compact"/>
@@ -18640,7 +18748,11 @@
           </w:p>
         </w:tc>
         <w:tc>
-          <w:tcPr/>
+          <w:tcPr>
+            <w:tcBorders>
+              <w:bottom w:val="single" w:sz="8" w:space="0" w:color="000000"/>
+            </w:tcBorders>
+          </w:tcPr>
           <w:p>
             <w:pPr>
               <w:pStyle w:val="Compact"/>
@@ -18656,7 +18768,11 @@
           </w:p>
         </w:tc>
         <w:tc>
-          <w:tcPr/>
+          <w:tcPr>
+            <w:tcBorders>
+              <w:bottom w:val="single" w:sz="8" w:space="0" w:color="000000"/>
+            </w:tcBorders>
+          </w:tcPr>
           <w:p>
             <w:pPr>
               <w:pStyle w:val="Compact"/>
@@ -18672,7 +18788,11 @@
           </w:p>
         </w:tc>
         <w:tc>
-          <w:tcPr/>
+          <w:tcPr>
+            <w:tcBorders>
+              <w:bottom w:val="single" w:sz="8" w:space="0" w:color="000000"/>
+            </w:tcBorders>
+          </w:tcPr>
           <w:p>
             <w:pPr>
               <w:pStyle w:val="Compact"/>
@@ -22522,6 +22642,14 @@
       <w:tblPr>
         <w:tblStyle w:val="Table"/>
         <w:tblW w:type="auto" w:w="0"/>
+        <w:tblBorders>
+          <w:top w:val="single" w:sz="12" w:space="0" w:color="000000"/>
+          <w:left w:val="none" w:sz="0" w:space="0" w:color="auto"/>
+          <w:bottom w:val="single" w:sz="12" w:space="0" w:color="000000"/>
+          <w:right w:val="none" w:sz="0" w:space="0" w:color="auto"/>
+          <w:insideH w:val="none" w:sz="0" w:space="0" w:color="auto"/>
+          <w:insideV w:val="none" w:sz="0" w:space="0" w:color="auto"/>
+        </w:tblBorders>
         <w:tblLook w:firstRow="1" w:lastRow="0" w:firstColumn="0" w:lastColumn="0" w:noHBand="0" w:noVBand="0" w:val="0020"/>
       </w:tblPr>
       <w:tblGrid>
@@ -22533,7 +22661,11 @@
           <w:tblHeader w:val="on"/>
         </w:trPr>
         <w:tc>
-          <w:tcPr/>
+          <w:tcPr>
+            <w:tcBorders>
+              <w:bottom w:val="single" w:sz="8" w:space="0" w:color="000000"/>
+            </w:tcBorders>
+          </w:tcPr>
           <w:p>
             <w:pPr>
               <w:pStyle w:val="Compact"/>
@@ -22578,7 +22710,11 @@
           </w:p>
         </w:tc>
         <w:tc>
-          <w:tcPr/>
+          <w:tcPr>
+            <w:tcBorders>
+              <w:bottom w:val="single" w:sz="8" w:space="0" w:color="000000"/>
+            </w:tcBorders>
+          </w:tcPr>
           <w:p>
             <w:pPr>
               <w:pStyle w:val="Compact"/>
@@ -27552,6 +27688,14 @@
       <w:tblPr>
         <w:tblStyle w:val="Table"/>
         <w:tblW w:type="auto" w:w="0"/>
+        <w:tblBorders>
+          <w:top w:val="single" w:sz="12" w:space="0" w:color="000000"/>
+          <w:left w:val="none" w:sz="0" w:space="0" w:color="auto"/>
+          <w:bottom w:val="single" w:sz="12" w:space="0" w:color="000000"/>
+          <w:right w:val="none" w:sz="0" w:space="0" w:color="auto"/>
+          <w:insideH w:val="none" w:sz="0" w:space="0" w:color="auto"/>
+          <w:insideV w:val="none" w:sz="0" w:space="0" w:color="auto"/>
+        </w:tblBorders>
         <w:tblLook w:firstRow="1" w:lastRow="0" w:firstColumn="0" w:lastColumn="0" w:noHBand="0" w:noVBand="0" w:val="0020"/>
       </w:tblPr>
       <w:tblGrid>
@@ -27567,7 +27711,11 @@
           <w:tblHeader w:val="on"/>
         </w:trPr>
         <w:tc>
-          <w:tcPr/>
+          <w:tcPr>
+            <w:tcBorders>
+              <w:bottom w:val="single" w:sz="8" w:space="0" w:color="000000"/>
+            </w:tcBorders>
+          </w:tcPr>
           <w:p>
             <w:pPr>
               <w:pStyle w:val="Compact"/>
@@ -27616,7 +27764,11 @@
           </w:p>
         </w:tc>
         <w:tc>
-          <w:tcPr/>
+          <w:tcPr>
+            <w:tcBorders>
+              <w:bottom w:val="single" w:sz="8" w:space="0" w:color="000000"/>
+            </w:tcBorders>
+          </w:tcPr>
           <w:p>
             <w:pPr>
               <w:pStyle w:val="Compact"/>
@@ -27632,7 +27784,11 @@
           </w:p>
         </w:tc>
         <w:tc>
-          <w:tcPr/>
+          <w:tcPr>
+            <w:tcBorders>
+              <w:bottom w:val="single" w:sz="8" w:space="0" w:color="000000"/>
+            </w:tcBorders>
+          </w:tcPr>
           <w:p>
             <w:pPr>
               <w:pStyle w:val="Compact"/>
@@ -27648,7 +27804,11 @@
           </w:p>
         </w:tc>
         <w:tc>
-          <w:tcPr/>
+          <w:tcPr>
+            <w:tcBorders>
+              <w:bottom w:val="single" w:sz="8" w:space="0" w:color="000000"/>
+            </w:tcBorders>
+          </w:tcPr>
           <w:p>
             <w:pPr>
               <w:pStyle w:val="Compact"/>
@@ -27664,7 +27824,11 @@
           </w:p>
         </w:tc>
         <w:tc>
-          <w:tcPr/>
+          <w:tcPr>
+            <w:tcBorders>
+              <w:bottom w:val="single" w:sz="8" w:space="0" w:color="000000"/>
+            </w:tcBorders>
+          </w:tcPr>
           <w:p>
             <w:pPr>
               <w:pStyle w:val="Compact"/>
@@ -27680,7 +27844,11 @@
           </w:p>
         </w:tc>
         <w:tc>
-          <w:tcPr/>
+          <w:tcPr>
+            <w:tcBorders>
+              <w:bottom w:val="single" w:sz="8" w:space="0" w:color="000000"/>
+            </w:tcBorders>
+          </w:tcPr>
           <w:p>
             <w:pPr>
               <w:pStyle w:val="Compact"/>
@@ -32447,6 +32615,14 @@
         <w:tblStyle w:val="Table"/>
         <w:tblW w:type="pct" w:w="5000"/>
         <w:tblLayout w:type="fixed"/>
+        <w:tblBorders>
+          <w:top w:val="single" w:sz="12" w:space="0" w:color="000000"/>
+          <w:left w:val="none" w:sz="0" w:space="0" w:color="auto"/>
+          <w:bottom w:val="single" w:sz="12" w:space="0" w:color="000000"/>
+          <w:right w:val="none" w:sz="0" w:space="0" w:color="auto"/>
+          <w:insideH w:val="none" w:sz="0" w:space="0" w:color="auto"/>
+          <w:insideV w:val="none" w:sz="0" w:space="0" w:color="auto"/>
+        </w:tblBorders>
         <w:tblLook w:firstRow="1" w:lastRow="0" w:firstColumn="0" w:lastColumn="0" w:noHBand="0" w:noVBand="0" w:val="0020"/>
       </w:tblPr>
       <w:tblGrid>
@@ -32466,7 +32642,11 @@
           <w:tblHeader w:val="on"/>
         </w:trPr>
         <w:tc>
-          <w:tcPr/>
+          <w:tcPr>
+            <w:tcBorders>
+              <w:bottom w:val="single" w:sz="8" w:space="0" w:color="000000"/>
+            </w:tcBorders>
+          </w:tcPr>
           <w:p>
             <w:pPr>
               <w:pStyle w:val="Compact"/>
@@ -32482,7 +32662,11 @@
           </w:p>
         </w:tc>
         <w:tc>
-          <w:tcPr/>
+          <w:tcPr>
+            <w:tcBorders>
+              <w:bottom w:val="single" w:sz="8" w:space="0" w:color="000000"/>
+            </w:tcBorders>
+          </w:tcPr>
           <w:p>
             <w:pPr>
               <w:pStyle w:val="Compact"/>
@@ -32498,7 +32682,11 @@
           </w:p>
         </w:tc>
         <w:tc>
-          <w:tcPr/>
+          <w:tcPr>
+            <w:tcBorders>
+              <w:bottom w:val="single" w:sz="8" w:space="0" w:color="000000"/>
+            </w:tcBorders>
+          </w:tcPr>
           <w:p>
             <w:pPr>
               <w:pStyle w:val="Compact"/>
@@ -32514,7 +32702,11 @@
           </w:p>
         </w:tc>
         <w:tc>
-          <w:tcPr/>
+          <w:tcPr>
+            <w:tcBorders>
+              <w:bottom w:val="single" w:sz="8" w:space="0" w:color="000000"/>
+            </w:tcBorders>
+          </w:tcPr>
           <w:p>
             <w:pPr>
               <w:pStyle w:val="Compact"/>
@@ -32530,7 +32722,11 @@
           </w:p>
         </w:tc>
         <w:tc>
-          <w:tcPr/>
+          <w:tcPr>
+            <w:tcBorders>
+              <w:bottom w:val="single" w:sz="8" w:space="0" w:color="000000"/>
+            </w:tcBorders>
+          </w:tcPr>
           <w:p>
             <w:pPr>
               <w:pStyle w:val="Compact"/>
@@ -32546,7 +32742,11 @@
           </w:p>
         </w:tc>
         <w:tc>
-          <w:tcPr/>
+          <w:tcPr>
+            <w:tcBorders>
+              <w:bottom w:val="single" w:sz="8" w:space="0" w:color="000000"/>
+            </w:tcBorders>
+          </w:tcPr>
           <w:p>
             <w:pPr>
               <w:pStyle w:val="Compact"/>
@@ -32562,7 +32762,11 @@
           </w:p>
         </w:tc>
         <w:tc>
-          <w:tcPr/>
+          <w:tcPr>
+            <w:tcBorders>
+              <w:bottom w:val="single" w:sz="8" w:space="0" w:color="000000"/>
+            </w:tcBorders>
+          </w:tcPr>
           <w:p>
             <w:pPr>
               <w:pStyle w:val="Compact"/>
@@ -32578,7 +32782,11 @@
           </w:p>
         </w:tc>
         <w:tc>
-          <w:tcPr/>
+          <w:tcPr>
+            <w:tcBorders>
+              <w:bottom w:val="single" w:sz="8" w:space="0" w:color="000000"/>
+            </w:tcBorders>
+          </w:tcPr>
           <w:p>
             <w:pPr>
               <w:pStyle w:val="Compact"/>
@@ -32594,7 +32802,11 @@
           </w:p>
         </w:tc>
         <w:tc>
-          <w:tcPr/>
+          <w:tcPr>
+            <w:tcBorders>
+              <w:bottom w:val="single" w:sz="8" w:space="0" w:color="000000"/>
+            </w:tcBorders>
+          </w:tcPr>
           <w:p>
             <w:pPr>
               <w:pStyle w:val="Compact"/>
@@ -32610,7 +32822,11 @@
           </w:p>
         </w:tc>
         <w:tc>
-          <w:tcPr/>
+          <w:tcPr>
+            <w:tcBorders>
+              <w:bottom w:val="single" w:sz="8" w:space="0" w:color="000000"/>
+            </w:tcBorders>
+          </w:tcPr>
           <w:p>
             <w:pPr>
               <w:pStyle w:val="Compact"/>
@@ -35734,7 +35950,7 @@
     <ns0:rPr>
       <ns0:rFonts ns0:ascii="Times New Roman" ns0:cs="Times New Roman" ns0:eastAsia="SimHei" ns0:hAnsi="Times New Roman"/>
       <ns0:b/>
-      <ns0:color ns0:val="17324D"/>
+      <ns0:color ns0:val="000000"/>
       <ns0:sz ns0:val="44"/>
       <ns0:szCs ns0:val="56"/>
     </ns0:rPr>
@@ -35876,7 +36092,7 @@
     <ns0:rPr>
       <ns0:rFonts ns0:ascii="Times New Roman" ns0:cs="Times New Roman" ns0:eastAsia="SimHei" ns0:hAnsi="Times New Roman"/>
       <ns0:b/>
-      <ns0:color ns0:val="17324D"/>
+      <ns0:color ns0:val="000000"/>
       <ns0:sz ns0:val="32"/>
       <ns0:szCs ns0:val="40"/>
     </ns0:rPr>
@@ -35900,7 +36116,7 @@
     <ns0:rPr>
       <ns0:rFonts ns0:ascii="Times New Roman" ns0:cs="Times New Roman" ns0:eastAsia="SimHei" ns0:hAnsi="Times New Roman"/>
       <ns0:b/>
-      <ns0:color ns0:val="17324D"/>
+      <ns0:color ns0:val="000000"/>
       <ns0:sz ns0:val="28"/>
       <ns0:szCs ns0:val="32"/>
     </ns0:rPr>
@@ -35924,7 +36140,7 @@
     <ns0:rPr>
       <ns0:rFonts ns0:ascii="Times New Roman" ns0:cs="Times New Roman" ns0:eastAsia="SimHei" ns0:hAnsi="Times New Roman"/>
       <ns0:b/>
-      <ns0:color ns0:val="17324D"/>
+      <ns0:color ns0:val="000000"/>
       <ns0:sz ns0:val="25"/>
       <ns0:szCs ns0:val="28"/>
     </ns0:rPr>
